--- a/Lab03-24521459-VoMinhQuan.docx
+++ b/Lab03-24521459-VoMinhQuan.docx
@@ -73,7 +73,7 @@
           <w:szCs w:val="26"/>
         </w:rPr>
         <w:drawing>
-          <wp:inline distT="0" distB="0" distL="0" distR="0" wp14:anchorId="61AA30EF" wp14:editId="5DB8D63D">
+          <wp:inline distT="0" distB="0" distL="0" distR="0" wp14:anchorId="47315343" wp14:editId="4A540B54">
             <wp:extent cx="1948539" cy="1606164"/>
             <wp:effectExtent l="0" t="0" r="0" b="0"/>
             <wp:docPr id="990850389" name="Picture 1"/>
@@ -90,7 +90,7 @@
                     </pic:cNvPicPr>
                   </pic:nvPicPr>
                   <pic:blipFill>
-                    <a:blip r:embed="rId8" cstate="print">
+                    <a:blip r:embed="rId4" cstate="print">
                       <a:extLst>
                         <a:ext uri="{28A0092B-C50C-407E-A947-70E740481C1C}">
                           <a14:useLocalDpi xmlns:a14="http://schemas.microsoft.com/office/drawing/2010/main" val="0"/>
@@ -151,75 +151,23 @@
           <w:sz w:val="36"/>
           <w:szCs w:val="36"/>
         </w:rPr>
-        <w:t xml:space="preserve">BÁO CÁO </w:t>
-      </w:r>
-      <w:r>
-        <w:rPr>
-          <w:rFonts w:cs="Times New Roman"/>
-          <w:b/>
-          <w:bCs/>
+        <w:t>BÁO CÁO BÀI LAB 03</w:t>
+      </w:r>
+    </w:p>
+    <w:p>
+      <w:pPr>
+        <w:pStyle w:val="Title"/>
+        <w:jc w:val="center"/>
+        <w:rPr>
           <w:sz w:val="36"/>
           <w:szCs w:val="36"/>
         </w:rPr>
-        <w:t>B</w:t>
-      </w:r>
-      <w:r>
-        <w:rPr>
-          <w:rFonts w:cs="Times New Roman"/>
-          <w:b/>
-          <w:bCs/>
+      </w:pPr>
+      <w:r>
+        <w:rPr>
           <w:sz w:val="36"/>
           <w:szCs w:val="36"/>
         </w:rPr>
-        <w:t>ÀI</w:t>
-      </w:r>
-      <w:r>
-        <w:rPr>
-          <w:rFonts w:cs="Times New Roman"/>
-          <w:b/>
-          <w:bCs/>
-          <w:sz w:val="36"/>
-          <w:szCs w:val="36"/>
-        </w:rPr>
-        <w:t xml:space="preserve"> </w:t>
-      </w:r>
-      <w:r>
-        <w:rPr>
-          <w:rFonts w:cs="Times New Roman"/>
-          <w:b/>
-          <w:bCs/>
-          <w:sz w:val="36"/>
-          <w:szCs w:val="36"/>
-        </w:rPr>
-        <w:t>LAB</w:t>
-      </w:r>
-      <w:r>
-        <w:rPr>
-          <w:rFonts w:cs="Times New Roman"/>
-          <w:b/>
-          <w:bCs/>
-          <w:sz w:val="36"/>
-          <w:szCs w:val="36"/>
-        </w:rPr>
-        <w:t xml:space="preserve"> 0</w:t>
-      </w:r>
-      <w:r>
-        <w:rPr>
-          <w:rFonts w:cs="Times New Roman"/>
-          <w:b/>
-          <w:bCs/>
-          <w:sz w:val="36"/>
-          <w:szCs w:val="36"/>
-        </w:rPr>
-        <w:t>3</w:t>
-      </w:r>
-    </w:p>
-    <w:p>
-      <w:pPr>
-        <w:pStyle w:val="Title"/>
-        <w:spacing w:line="240" w:lineRule="auto"/>
-      </w:pPr>
-      <w:r>
         <w:t>SQLLITE</w:t>
       </w:r>
     </w:p>
@@ -325,14 +273,7 @@
           <w:rFonts w:cs="Times New Roman"/>
           <w:szCs w:val="26"/>
         </w:rPr>
-        <w:t xml:space="preserve"> </w:t>
-      </w:r>
-      <w:r>
-        <w:rPr>
-          <w:rFonts w:cs="Times New Roman"/>
-          <w:szCs w:val="26"/>
-        </w:rPr>
-        <w:t>TS</w:t>
+        <w:t xml:space="preserve"> TS</w:t>
       </w:r>
       <w:r>
         <w:rPr>
@@ -562,16 +503,9 @@
         <w:br w:type="page"/>
       </w:r>
     </w:p>
-    <w:bookmarkStart w:id="0" w:name="_Toc243006459" w:displacedByCustomXml="next"/>
     <w:sdt>
       <w:sdtPr>
-        <w:rPr>
-          <w:rFonts w:eastAsiaTheme="minorHAnsi" w:cstheme="minorBidi"/>
-          <w:b w:val="0"/>
-          <w:sz w:val="26"/>
-          <w:szCs w:val="22"/>
-        </w:rPr>
-        <w:id w:val="111877959"/>
+        <w:id w:val="845678326"/>
         <w:docPartObj>
           <w:docPartGallery w:val="Table of Contents"/>
           <w:docPartUnique/>
@@ -579,20 +513,23 @@
       </w:sdtPr>
       <w:sdtEndPr>
         <w:rPr>
+          <w:rFonts w:eastAsiaTheme="minorHAnsi" w:cstheme="minorBidi"/>
           <w:bCs/>
           <w:noProof/>
+          <w:kern w:val="2"/>
+          <w:sz w:val="26"/>
+          <w:szCs w:val="22"/>
+          <w14:ligatures w14:val="standardContextual"/>
         </w:rPr>
       </w:sdtEndPr>
       <w:sdtContent>
         <w:p>
           <w:pPr>
-            <w:pStyle w:val="Heading1"/>
-            <w:spacing w:line="240" w:lineRule="auto"/>
+            <w:pStyle w:val="TOCHeading"/>
           </w:pPr>
           <w:r>
-            <w:t>MỤC LỤC</w:t>
+            <w:t>Mục lục</w:t>
           </w:r>
-          <w:bookmarkEnd w:id="0"/>
         </w:p>
         <w:p>
           <w:pPr>
@@ -605,6 +542,7 @@
               <w:noProof/>
               <w:sz w:val="24"/>
               <w:szCs w:val="24"/>
+              <w:lang w:val="vi-VN" w:eastAsia="vi-VN"/>
             </w:rPr>
           </w:pPr>
           <w:r>
@@ -616,13 +554,14 @@
           <w:r>
             <w:fldChar w:fldCharType="separate"/>
           </w:r>
-          <w:hyperlink w:anchor="_Toc243006459" w:history="1">
+          <w:hyperlink w:anchor="_Toc244100498" w:history="1">
             <w:r>
               <w:rPr>
                 <w:rStyle w:val="Hyperlink"/>
                 <w:noProof/>
+                <w:lang w:val="fr-FR"/>
               </w:rPr>
-              <w:t>MỤC LỤC</w:t>
+              <w:t>Bài 1: Quản lý Contacts</w:t>
             </w:r>
             <w:r>
               <w:rPr>
@@ -643,78 +582,7 @@
                 <w:noProof/>
                 <w:webHidden/>
               </w:rPr>
-              <w:instrText xml:space="preserve"> PAGEREF _Toc243006459 \h </w:instrText>
-            </w:r>
-            <w:r>
-              <w:rPr>
-                <w:noProof/>
-                <w:webHidden/>
-              </w:rPr>
-            </w:r>
-            <w:r>
-              <w:rPr>
-                <w:noProof/>
-                <w:webHidden/>
-              </w:rPr>
-              <w:fldChar w:fldCharType="separate"/>
-            </w:r>
-            <w:r>
-              <w:rPr>
-                <w:noProof/>
-                <w:webHidden/>
-              </w:rPr>
-              <w:t>2</w:t>
-            </w:r>
-            <w:r>
-              <w:rPr>
-                <w:noProof/>
-                <w:webHidden/>
-              </w:rPr>
-              <w:fldChar w:fldCharType="end"/>
-            </w:r>
-          </w:hyperlink>
-        </w:p>
-        <w:p>
-          <w:pPr>
-            <w:pStyle w:val="TOC1"/>
-            <w:tabs>
-              <w:tab w:val="right" w:leader="dot" w:pos="9016"/>
-            </w:tabs>
-            <w:rPr>
-              <w:rFonts w:asciiTheme="minorHAnsi" w:eastAsiaTheme="minorEastAsia" w:hAnsiTheme="minorHAnsi"/>
-              <w:noProof/>
-              <w:sz w:val="24"/>
-              <w:szCs w:val="24"/>
-            </w:rPr>
-          </w:pPr>
-          <w:hyperlink w:anchor="_Toc243006460" w:history="1">
-            <w:r>
-              <w:rPr>
-                <w:rStyle w:val="Hyperlink"/>
-                <w:noProof/>
-              </w:rPr>
-              <w:t>1. SỬ DỤNG LISTVIEW CONTROL VỚI MẢNG DỮ LIỆU ĐỊNH SẴN</w:t>
-            </w:r>
-            <w:r>
-              <w:rPr>
-                <w:noProof/>
-                <w:webHidden/>
-              </w:rPr>
-              <w:tab/>
-            </w:r>
-            <w:r>
-              <w:rPr>
-                <w:noProof/>
-                <w:webHidden/>
-              </w:rPr>
-              <w:fldChar w:fldCharType="begin"/>
-            </w:r>
-            <w:r>
-              <w:rPr>
-                <w:noProof/>
-                <w:webHidden/>
-              </w:rPr>
-              <w:instrText xml:space="preserve"> PAGEREF _Toc243006460 \h </w:instrText>
+              <w:instrText xml:space="preserve"> PAGEREF _Toc244100498 \h </w:instrText>
             </w:r>
             <w:r>
               <w:rPr>
@@ -756,15 +624,16 @@
               <w:noProof/>
               <w:sz w:val="24"/>
               <w:szCs w:val="24"/>
+              <w:lang w:val="vi-VN" w:eastAsia="vi-VN"/>
             </w:rPr>
           </w:pPr>
-          <w:hyperlink w:anchor="_Toc243006461" w:history="1">
+          <w:hyperlink w:anchor="_Toc244100499" w:history="1">
             <w:r>
               <w:rPr>
                 <w:rStyle w:val="Hyperlink"/>
                 <w:noProof/>
               </w:rPr>
-              <w:t>2. SỬ DỤNG ARRAYLIST VÀ LISTVIEW CONTROL</w:t>
+              <w:t>Bài 2: Quản lý Students</w:t>
             </w:r>
             <w:r>
               <w:rPr>
@@ -785,78 +654,7 @@
                 <w:noProof/>
                 <w:webHidden/>
               </w:rPr>
-              <w:instrText xml:space="preserve"> PAGEREF _Toc243006461 \h </w:instrText>
-            </w:r>
-            <w:r>
-              <w:rPr>
-                <w:noProof/>
-                <w:webHidden/>
-              </w:rPr>
-            </w:r>
-            <w:r>
-              <w:rPr>
-                <w:noProof/>
-                <w:webHidden/>
-              </w:rPr>
-              <w:fldChar w:fldCharType="separate"/>
-            </w:r>
-            <w:r>
-              <w:rPr>
-                <w:noProof/>
-                <w:webHidden/>
-              </w:rPr>
-              <w:t>5</w:t>
-            </w:r>
-            <w:r>
-              <w:rPr>
-                <w:noProof/>
-                <w:webHidden/>
-              </w:rPr>
-              <w:fldChar w:fldCharType="end"/>
-            </w:r>
-          </w:hyperlink>
-        </w:p>
-        <w:p>
-          <w:pPr>
-            <w:pStyle w:val="TOC1"/>
-            <w:tabs>
-              <w:tab w:val="right" w:leader="dot" w:pos="9016"/>
-            </w:tabs>
-            <w:rPr>
-              <w:rFonts w:asciiTheme="minorHAnsi" w:eastAsiaTheme="minorEastAsia" w:hAnsiTheme="minorHAnsi"/>
-              <w:noProof/>
-              <w:sz w:val="24"/>
-              <w:szCs w:val="24"/>
-            </w:rPr>
-          </w:pPr>
-          <w:hyperlink w:anchor="_Toc243006462" w:history="1">
-            <w:r>
-              <w:rPr>
-                <w:rStyle w:val="Hyperlink"/>
-                <w:noProof/>
-              </w:rPr>
-              <w:t>3. SỬ DỤNG ARRAYLIST VÀ LISTVIEW MÀ TỪNG PHẦN TỬ TRONG ARRAYLIST LÀ OBJECT BẤT KỲ</w:t>
-            </w:r>
-            <w:r>
-              <w:rPr>
-                <w:noProof/>
-                <w:webHidden/>
-              </w:rPr>
-              <w:tab/>
-            </w:r>
-            <w:r>
-              <w:rPr>
-                <w:noProof/>
-                <w:webHidden/>
-              </w:rPr>
-              <w:fldChar w:fldCharType="begin"/>
-            </w:r>
-            <w:r>
-              <w:rPr>
-                <w:noProof/>
-                <w:webHidden/>
-              </w:rPr>
-              <w:instrText xml:space="preserve"> PAGEREF _Toc243006462 \h </w:instrText>
+              <w:instrText xml:space="preserve"> PAGEREF _Toc244100499 \h </w:instrText>
             </w:r>
             <w:r>
               <w:rPr>
@@ -898,222 +696,10 @@
               <w:noProof/>
               <w:sz w:val="24"/>
               <w:szCs w:val="24"/>
+              <w:lang w:val="vi-VN" w:eastAsia="vi-VN"/>
             </w:rPr>
           </w:pPr>
-          <w:hyperlink w:anchor="_Toc243006463" w:history="1">
-            <w:r>
-              <w:rPr>
-                <w:rStyle w:val="Hyperlink"/>
-                <w:noProof/>
-              </w:rPr>
-              <w:t>4. SỬ DỤNG CUSTOM ADAPTER CHO LISTVIEW</w:t>
-            </w:r>
-            <w:r>
-              <w:rPr>
-                <w:noProof/>
-                <w:webHidden/>
-              </w:rPr>
-              <w:tab/>
-            </w:r>
-            <w:r>
-              <w:rPr>
-                <w:noProof/>
-                <w:webHidden/>
-              </w:rPr>
-              <w:fldChar w:fldCharType="begin"/>
-            </w:r>
-            <w:r>
-              <w:rPr>
-                <w:noProof/>
-                <w:webHidden/>
-              </w:rPr>
-              <w:instrText xml:space="preserve"> PAGEREF _Toc243006463 \h </w:instrText>
-            </w:r>
-            <w:r>
-              <w:rPr>
-                <w:noProof/>
-                <w:webHidden/>
-              </w:rPr>
-            </w:r>
-            <w:r>
-              <w:rPr>
-                <w:noProof/>
-                <w:webHidden/>
-              </w:rPr>
-              <w:fldChar w:fldCharType="separate"/>
-            </w:r>
-            <w:r>
-              <w:rPr>
-                <w:noProof/>
-                <w:webHidden/>
-              </w:rPr>
-              <w:t>11</w:t>
-            </w:r>
-            <w:r>
-              <w:rPr>
-                <w:noProof/>
-                <w:webHidden/>
-              </w:rPr>
-              <w:fldChar w:fldCharType="end"/>
-            </w:r>
-          </w:hyperlink>
-        </w:p>
-        <w:p>
-          <w:pPr>
-            <w:pStyle w:val="TOC1"/>
-            <w:tabs>
-              <w:tab w:val="right" w:leader="dot" w:pos="9016"/>
-            </w:tabs>
-            <w:rPr>
-              <w:rFonts w:asciiTheme="minorHAnsi" w:eastAsiaTheme="minorEastAsia" w:hAnsiTheme="minorHAnsi"/>
-              <w:noProof/>
-              <w:sz w:val="24"/>
-              <w:szCs w:val="24"/>
-            </w:rPr>
-          </w:pPr>
-          <w:hyperlink w:anchor="_Toc243006464" w:history="1">
-            <w:r>
-              <w:rPr>
-                <w:rStyle w:val="Hyperlink"/>
-                <w:noProof/>
-              </w:rPr>
-              <w:t>5. SỬ DỤNG GRID VIEW VÀ SPINNER</w:t>
-            </w:r>
-            <w:r>
-              <w:rPr>
-                <w:noProof/>
-                <w:webHidden/>
-              </w:rPr>
-              <w:tab/>
-            </w:r>
-            <w:r>
-              <w:rPr>
-                <w:noProof/>
-                <w:webHidden/>
-              </w:rPr>
-              <w:fldChar w:fldCharType="begin"/>
-            </w:r>
-            <w:r>
-              <w:rPr>
-                <w:noProof/>
-                <w:webHidden/>
-              </w:rPr>
-              <w:instrText xml:space="preserve"> PAGEREF _Toc243006464 \h </w:instrText>
-            </w:r>
-            <w:r>
-              <w:rPr>
-                <w:noProof/>
-                <w:webHidden/>
-              </w:rPr>
-            </w:r>
-            <w:r>
-              <w:rPr>
-                <w:noProof/>
-                <w:webHidden/>
-              </w:rPr>
-              <w:fldChar w:fldCharType="separate"/>
-            </w:r>
-            <w:r>
-              <w:rPr>
-                <w:noProof/>
-                <w:webHidden/>
-              </w:rPr>
-              <w:t>14</w:t>
-            </w:r>
-            <w:r>
-              <w:rPr>
-                <w:noProof/>
-                <w:webHidden/>
-              </w:rPr>
-              <w:fldChar w:fldCharType="end"/>
-            </w:r>
-          </w:hyperlink>
-        </w:p>
-        <w:p>
-          <w:pPr>
-            <w:pStyle w:val="TOC1"/>
-            <w:tabs>
-              <w:tab w:val="right" w:leader="dot" w:pos="9016"/>
-            </w:tabs>
-            <w:rPr>
-              <w:rFonts w:asciiTheme="minorHAnsi" w:eastAsiaTheme="minorEastAsia" w:hAnsiTheme="minorHAnsi"/>
-              <w:noProof/>
-              <w:sz w:val="24"/>
-              <w:szCs w:val="24"/>
-            </w:rPr>
-          </w:pPr>
-          <w:hyperlink w:anchor="_Toc243006465" w:history="1">
-            <w:r>
-              <w:rPr>
-                <w:rStyle w:val="Hyperlink"/>
-                <w:noProof/>
-              </w:rPr>
-              <w:t>6. SỬ DỤNG RECYCLERVIEW</w:t>
-            </w:r>
-            <w:r>
-              <w:rPr>
-                <w:noProof/>
-                <w:webHidden/>
-              </w:rPr>
-              <w:tab/>
-            </w:r>
-            <w:r>
-              <w:rPr>
-                <w:noProof/>
-                <w:webHidden/>
-              </w:rPr>
-              <w:fldChar w:fldCharType="begin"/>
-            </w:r>
-            <w:r>
-              <w:rPr>
-                <w:noProof/>
-                <w:webHidden/>
-              </w:rPr>
-              <w:instrText xml:space="preserve"> PAGEREF _Toc243006465 \h </w:instrText>
-            </w:r>
-            <w:r>
-              <w:rPr>
-                <w:noProof/>
-                <w:webHidden/>
-              </w:rPr>
-            </w:r>
-            <w:r>
-              <w:rPr>
-                <w:noProof/>
-                <w:webHidden/>
-              </w:rPr>
-              <w:fldChar w:fldCharType="separate"/>
-            </w:r>
-            <w:r>
-              <w:rPr>
-                <w:noProof/>
-                <w:webHidden/>
-              </w:rPr>
-              <w:t>19</w:t>
-            </w:r>
-            <w:r>
-              <w:rPr>
-                <w:noProof/>
-                <w:webHidden/>
-              </w:rPr>
-              <w:fldChar w:fldCharType="end"/>
-            </w:r>
-          </w:hyperlink>
-        </w:p>
-        <w:p>
-          <w:pPr>
-            <w:pStyle w:val="TOC1"/>
-            <w:tabs>
-              <w:tab w:val="right" w:leader="dot" w:pos="9016"/>
-            </w:tabs>
-            <w:rPr>
-              <w:rFonts w:asciiTheme="minorHAnsi" w:eastAsiaTheme="minorEastAsia" w:hAnsiTheme="minorHAnsi"/>
-              <w:noProof/>
-              <w:sz w:val="24"/>
-              <w:szCs w:val="24"/>
-            </w:rPr>
-          </w:pPr>
-          <w:hyperlink w:anchor="_Toc243006466" w:history="1">
+          <w:hyperlink w:anchor="_Toc244100500" w:history="1">
             <w:r>
               <w:rPr>
                 <w:rStyle w:val="Hyperlink"/>
@@ -1140,7 +726,7 @@
                 <w:noProof/>
                 <w:webHidden/>
               </w:rPr>
-              <w:instrText xml:space="preserve"> PAGEREF _Toc243006466 \h </w:instrText>
+              <w:instrText xml:space="preserve"> PAGEREF _Toc244100500 \h </w:instrText>
             </w:r>
             <w:r>
               <w:rPr>
@@ -1160,7 +746,7 @@
                 <w:noProof/>
                 <w:webHidden/>
               </w:rPr>
-              <w:t>22</w:t>
+              <w:t>13</w:t>
             </w:r>
             <w:r>
               <w:rPr>
@@ -1172,9 +758,6 @@
           </w:hyperlink>
         </w:p>
         <w:p>
-          <w:pPr>
-            <w:spacing w:line="240" w:lineRule="auto"/>
-          </w:pPr>
           <w:r>
             <w:rPr>
               <w:b/>
@@ -1198,10 +781,14 @@
     </w:p>
     <w:p>
       <w:pPr>
-        <w:spacing w:line="240" w:lineRule="auto"/>
-        <w:rPr>
-          <w:rFonts w:cs="Times New Roman"/>
-          <w:szCs w:val="26"/>
+        <w:pStyle w:val="Heading1"/>
+        <w:jc w:val="center"/>
+        <w:rPr>
+          <w:rFonts w:cs="Times New Roman"/>
+          <w:b/>
+          <w:bCs/>
+          <w:szCs w:val="26"/>
+          <w:lang w:val="en-US"/>
         </w:rPr>
       </w:pPr>
       <w:r>
@@ -1211,32 +798,18 @@
         </w:rPr>
         <w:br w:type="page"/>
       </w:r>
-    </w:p>
-    <w:p>
-      <w:pPr>
-        <w:pStyle w:val="Heading1"/>
-        <w:numPr>
-          <w:ilvl w:val="0"/>
-          <w:numId w:val="11"/>
-        </w:numPr>
-        <w:spacing w:before="0" w:after="0" w:line="240" w:lineRule="auto"/>
-      </w:pPr>
-      <w:r>
+      <w:bookmarkStart w:id="0" w:name="_Toc244100498"/>
+      <w:r>
+        <w:rPr>
+          <w:b/>
+          <w:bCs/>
+          <w:color w:val="000000" w:themeColor="text1"/>
+          <w:lang w:val="en-US"/>
+        </w:rPr>
         <w:lastRenderedPageBreak/>
-        <w:t>QU</w:t>
-      </w:r>
-      <w:r>
-        <w:t>ẢN</w:t>
-      </w:r>
-      <w:r>
-        <w:t xml:space="preserve"> L</w:t>
-      </w:r>
-      <w:r>
-        <w:t>Ý</w:t>
-      </w:r>
-      <w:r>
-        <w:t xml:space="preserve"> CONTACTS</w:t>
-      </w:r>
+        <w:t>Bài 1: Quản lý Contacts</w:t>
+      </w:r>
+      <w:bookmarkEnd w:id="0"/>
     </w:p>
     <w:p>
       <w:r>
@@ -1255,9 +828,9 @@
       </w:pPr>
       <w:r>
         <w:drawing>
-          <wp:inline distT="0" distB="0" distL="0" distR="0" wp14:anchorId="63C797B2" wp14:editId="06F95B54">
-            <wp:extent cx="2415540" cy="4841537"/>
-            <wp:effectExtent l="0" t="0" r="3810" b="0"/>
+          <wp:inline distT="0" distB="0" distL="0" distR="0" wp14:anchorId="15437521" wp14:editId="57F11DC5">
+            <wp:extent cx="2259519" cy="4528820"/>
+            <wp:effectExtent l="0" t="0" r="7620" b="5080"/>
             <wp:docPr id="1434743721" name="Picture 1"/>
             <wp:cNvGraphicFramePr>
               <a:graphicFrameLocks xmlns:a="http://schemas.openxmlformats.org/drawingml/2006/main" noChangeAspect="1"/>
@@ -1270,7 +843,7 @@
                     <pic:cNvPicPr/>
                   </pic:nvPicPr>
                   <pic:blipFill>
-                    <a:blip r:embed="rId9"/>
+                    <a:blip r:embed="rId5"/>
                     <a:stretch>
                       <a:fillRect/>
                     </a:stretch>
@@ -1278,7 +851,7 @@
                   <pic:spPr>
                     <a:xfrm>
                       <a:off x="0" y="0"/>
-                      <a:ext cx="2416858" cy="4844179"/>
+                      <a:ext cx="2262744" cy="4535285"/>
                     </a:xfrm>
                     <a:prstGeom prst="rect">
                       <a:avLst/>
@@ -1314,7 +887,7 @@
       </w:pPr>
       <w:r>
         <w:drawing>
-          <wp:inline distT="0" distB="0" distL="0" distR="0" wp14:anchorId="1748F4CD" wp14:editId="2D96C415">
+          <wp:inline distT="0" distB="0" distL="0" distR="0" wp14:anchorId="581003E7" wp14:editId="79729FFD">
             <wp:extent cx="5731510" cy="3913505"/>
             <wp:effectExtent l="0" t="0" r="2540" b="0"/>
             <wp:docPr id="507843074" name="Picture 1"/>
@@ -1329,7 +902,7 @@
                     <pic:cNvPicPr/>
                   </pic:nvPicPr>
                   <pic:blipFill>
-                    <a:blip r:embed="rId10"/>
+                    <a:blip r:embed="rId6"/>
                     <a:stretch>
                       <a:fillRect/>
                     </a:stretch>
@@ -1362,7 +935,7 @@
       <w:r>
         <w:lastRenderedPageBreak/>
         <w:drawing>
-          <wp:inline distT="0" distB="0" distL="0" distR="0" wp14:anchorId="35D0C39C" wp14:editId="4AF72EBF">
+          <wp:inline distT="0" distB="0" distL="0" distR="0" wp14:anchorId="3D709C67" wp14:editId="242D000C">
             <wp:extent cx="5731510" cy="4598035"/>
             <wp:effectExtent l="0" t="0" r="2540" b="0"/>
             <wp:docPr id="1802702923" name="Picture 1"/>
@@ -1377,7 +950,7 @@
                     <pic:cNvPicPr/>
                   </pic:nvPicPr>
                   <pic:blipFill>
-                    <a:blip r:embed="rId11"/>
+                    <a:blip r:embed="rId7"/>
                     <a:stretch>
                       <a:fillRect/>
                     </a:stretch>
@@ -1405,7 +978,7 @@
       <w:r>
         <w:lastRenderedPageBreak/>
         <w:drawing>
-          <wp:inline distT="0" distB="0" distL="0" distR="0" wp14:anchorId="15B30757" wp14:editId="1AEEDC85">
+          <wp:inline distT="0" distB="0" distL="0" distR="0" wp14:anchorId="6D67A406" wp14:editId="3C0C67F3">
             <wp:extent cx="4937760" cy="4533483"/>
             <wp:effectExtent l="0" t="0" r="0" b="635"/>
             <wp:docPr id="728516941" name="Picture 1"/>
@@ -1420,7 +993,7 @@
                     <pic:cNvPicPr/>
                   </pic:nvPicPr>
                   <pic:blipFill>
-                    <a:blip r:embed="rId12"/>
+                    <a:blip r:embed="rId8"/>
                     <a:stretch>
                       <a:fillRect/>
                     </a:stretch>
@@ -1447,7 +1020,7 @@
       </w:pPr>
       <w:r>
         <w:drawing>
-          <wp:inline distT="0" distB="0" distL="0" distR="0" wp14:anchorId="14C61CEA" wp14:editId="58B0E665">
+          <wp:inline distT="0" distB="0" distL="0" distR="0" wp14:anchorId="42FCB32A" wp14:editId="73721C95">
             <wp:extent cx="5731510" cy="3917315"/>
             <wp:effectExtent l="0" t="0" r="2540" b="6985"/>
             <wp:docPr id="550265542" name="Picture 1"/>
@@ -1462,7 +1035,7 @@
                     <pic:cNvPicPr/>
                   </pic:nvPicPr>
                   <pic:blipFill>
-                    <a:blip r:embed="rId13"/>
+                    <a:blip r:embed="rId9"/>
                     <a:stretch>
                       <a:fillRect/>
                     </a:stretch>
@@ -1483,9 +1056,9 @@
         </w:drawing>
       </w:r>
     </w:p>
-    <w:p>
-      <w:r>
-        <w:lastRenderedPageBreak/>
+    <w:p/>
+    <w:p>
+      <w:r>
         <w:t>File MainActivity.</w:t>
       </w:r>
     </w:p>
@@ -1495,7 +1068,7 @@
       </w:pPr>
       <w:r>
         <w:drawing>
-          <wp:inline distT="0" distB="0" distL="0" distR="0" wp14:anchorId="2134FA5D" wp14:editId="796F2148">
+          <wp:inline distT="0" distB="0" distL="0" distR="0" wp14:anchorId="7BBF8785" wp14:editId="7DBF0235">
             <wp:extent cx="5731510" cy="4550410"/>
             <wp:effectExtent l="0" t="0" r="2540" b="2540"/>
             <wp:docPr id="1974791561" name="Picture 1"/>
@@ -1510,7 +1083,7 @@
                     <pic:cNvPicPr/>
                   </pic:nvPicPr>
                   <pic:blipFill>
-                    <a:blip r:embed="rId14"/>
+                    <a:blip r:embed="rId10"/>
                     <a:stretch>
                       <a:fillRect/>
                     </a:stretch>
@@ -1537,7 +1110,7 @@
       </w:pPr>
       <w:r>
         <w:drawing>
-          <wp:inline distT="0" distB="0" distL="0" distR="0" wp14:anchorId="2384E748" wp14:editId="47AAE5B5">
+          <wp:inline distT="0" distB="0" distL="0" distR="0" wp14:anchorId="23C4A610" wp14:editId="4A238290">
             <wp:extent cx="5731510" cy="2518410"/>
             <wp:effectExtent l="0" t="0" r="2540" b="0"/>
             <wp:docPr id="1569919780" name="Picture 1"/>
@@ -1552,7 +1125,7 @@
                     <pic:cNvPicPr/>
                   </pic:nvPicPr>
                   <pic:blipFill>
-                    <a:blip r:embed="rId15"/>
+                    <a:blip r:embed="rId11"/>
                     <a:stretch>
                       <a:fillRect/>
                     </a:stretch>
@@ -1573,75 +1146,30 @@
         </w:drawing>
       </w:r>
     </w:p>
-    <w:p/>
     <w:p>
       <w:pPr>
         <w:pStyle w:val="Heading1"/>
-        <w:numPr>
-          <w:ilvl w:val="0"/>
-          <w:numId w:val="11"/>
-        </w:numPr>
-        <w:spacing w:before="0" w:after="0" w:line="240" w:lineRule="auto"/>
-      </w:pPr>
-      <w:r>
-        <w:t>QU</w:t>
-      </w:r>
-      <w:r>
-        <w:t>ẢN</w:t>
-      </w:r>
-      <w:r>
-        <w:t xml:space="preserve"> L</w:t>
-      </w:r>
-      <w:r>
-        <w:t>Ý</w:t>
-      </w:r>
-      <w:r>
-        <w:t xml:space="preserve"> STUDENTS</w:t>
-      </w:r>
+        <w:jc w:val="center"/>
+        <w:rPr>
+          <w:b/>
+          <w:bCs/>
+          <w:color w:val="000000" w:themeColor="text1"/>
+        </w:rPr>
+      </w:pPr>
+      <w:bookmarkStart w:id="1" w:name="_Toc244100499"/>
+      <w:r>
+        <w:rPr>
+          <w:b/>
+          <w:bCs/>
+          <w:color w:val="000000" w:themeColor="text1"/>
+        </w:rPr>
+        <w:t>Bài 2: Quản lý Students</w:t>
+      </w:r>
+      <w:bookmarkEnd w:id="1"/>
     </w:p>
     <w:p>
       <w:r>
         <w:t>Kết quả:</w:t>
-      </w:r>
-    </w:p>
-    <w:p>
-      <w:r>
-        <w:lastRenderedPageBreak/>
-        <w:drawing>
-          <wp:inline distT="0" distB="0" distL="0" distR="0" wp14:anchorId="6F9C0FFD" wp14:editId="6CA594FD">
-            <wp:extent cx="2406150" cy="4907280"/>
-            <wp:effectExtent l="0" t="0" r="0" b="7620"/>
-            <wp:docPr id="1773504225" name="Picture 1"/>
-            <wp:cNvGraphicFramePr>
-              <a:graphicFrameLocks xmlns:a="http://schemas.openxmlformats.org/drawingml/2006/main" noChangeAspect="1"/>
-            </wp:cNvGraphicFramePr>
-            <a:graphic xmlns:a="http://schemas.openxmlformats.org/drawingml/2006/main">
-              <a:graphicData uri="http://schemas.openxmlformats.org/drawingml/2006/picture">
-                <pic:pic xmlns:pic="http://schemas.openxmlformats.org/drawingml/2006/picture">
-                  <pic:nvPicPr>
-                    <pic:cNvPr id="1773504225" name=""/>
-                    <pic:cNvPicPr/>
-                  </pic:nvPicPr>
-                  <pic:blipFill>
-                    <a:blip r:embed="rId16"/>
-                    <a:stretch>
-                      <a:fillRect/>
-                    </a:stretch>
-                  </pic:blipFill>
-                  <pic:spPr>
-                    <a:xfrm>
-                      <a:off x="0" y="0"/>
-                      <a:ext cx="2410422" cy="4915993"/>
-                    </a:xfrm>
-                    <a:prstGeom prst="rect">
-                      <a:avLst/>
-                    </a:prstGeom>
-                  </pic:spPr>
-                </pic:pic>
-              </a:graphicData>
-            </a:graphic>
-          </wp:inline>
-        </w:drawing>
       </w:r>
     </w:p>
     <w:tbl>
@@ -1672,7 +1200,7 @@
             <w:r>
               <w:lastRenderedPageBreak/>
               <w:drawing>
-                <wp:inline distT="0" distB="0" distL="0" distR="0" wp14:anchorId="318207FD" wp14:editId="64793918">
+                <wp:inline distT="0" distB="0" distL="0" distR="0" wp14:anchorId="4F54A47B" wp14:editId="7D36D82C">
                   <wp:extent cx="2406150" cy="4907280"/>
                   <wp:effectExtent l="0" t="0" r="0" b="7620"/>
                   <wp:docPr id="1935543751" name="Picture 1"/>
@@ -1687,7 +1215,7 @@
                           <pic:cNvPicPr/>
                         </pic:nvPicPr>
                         <pic:blipFill>
-                          <a:blip r:embed="rId16"/>
+                          <a:blip r:embed="rId12"/>
                           <a:stretch>
                             <a:fillRect/>
                           </a:stretch>
@@ -1716,7 +1244,7 @@
           <w:p>
             <w:r>
               <w:drawing>
-                <wp:inline distT="0" distB="0" distL="0" distR="0" wp14:anchorId="4067F73F" wp14:editId="619B42F2">
+                <wp:inline distT="0" distB="0" distL="0" distR="0" wp14:anchorId="3C1019DA" wp14:editId="50BCA26D">
                   <wp:extent cx="2461260" cy="4854444"/>
                   <wp:effectExtent l="0" t="0" r="0" b="3810"/>
                   <wp:docPr id="1195511180" name="Picture 1"/>
@@ -1731,7 +1259,7 @@
                           <pic:cNvPicPr/>
                         </pic:nvPicPr>
                         <pic:blipFill>
-                          <a:blip r:embed="rId17"/>
+                          <a:blip r:embed="rId13"/>
                           <a:stretch>
                             <a:fillRect/>
                           </a:stretch>
@@ -1771,6 +1299,11 @@
       <w:pPr>
         <w:spacing w:after="0" w:line="240" w:lineRule="auto"/>
       </w:pPr>
+    </w:p>
+    <w:p>
+      <w:pPr>
+        <w:spacing w:after="0" w:line="240" w:lineRule="auto"/>
+      </w:pPr>
       <w:r>
         <w:t>Student.java</w:t>
       </w:r>
@@ -1782,7 +1315,7 @@
       </w:pPr>
       <w:r>
         <w:drawing>
-          <wp:inline distT="0" distB="0" distL="0" distR="0" wp14:anchorId="44027E32" wp14:editId="3ADF3BE1">
+          <wp:inline distT="0" distB="0" distL="0" distR="0" wp14:anchorId="6FB00E74" wp14:editId="502776B2">
             <wp:extent cx="3971123" cy="3197225"/>
             <wp:effectExtent l="0" t="0" r="0" b="3175"/>
             <wp:docPr id="1702981942" name="Picture 1"/>
@@ -1797,7 +1330,7 @@
                     <pic:cNvPicPr/>
                   </pic:nvPicPr>
                   <pic:blipFill>
-                    <a:blip r:embed="rId18"/>
+                    <a:blip r:embed="rId14"/>
                     <a:stretch>
                       <a:fillRect/>
                     </a:stretch>
@@ -1828,7 +1361,6 @@
         <w:spacing w:after="0" w:line="240" w:lineRule="auto"/>
       </w:pPr>
       <w:r>
-        <w:lastRenderedPageBreak/>
         <w:t>DatabaseHandler.java</w:t>
       </w:r>
     </w:p>
@@ -1839,7 +1371,7 @@
       </w:pPr>
       <w:r>
         <w:drawing>
-          <wp:inline distT="0" distB="0" distL="0" distR="0" wp14:anchorId="7FC47408" wp14:editId="43D72576">
+          <wp:inline distT="0" distB="0" distL="0" distR="0" wp14:anchorId="15015C90" wp14:editId="7048C83E">
             <wp:extent cx="5731510" cy="4434205"/>
             <wp:effectExtent l="0" t="0" r="2540" b="4445"/>
             <wp:docPr id="970618783" name="Picture 1"/>
@@ -1854,7 +1386,7 @@
                     <pic:cNvPicPr/>
                   </pic:nvPicPr>
                   <pic:blipFill>
-                    <a:blip r:embed="rId19"/>
+                    <a:blip r:embed="rId15"/>
                     <a:stretch>
                       <a:fillRect/>
                     </a:stretch>
@@ -1883,7 +1415,7 @@
       <w:r>
         <w:lastRenderedPageBreak/>
         <w:drawing>
-          <wp:inline distT="0" distB="0" distL="0" distR="0" wp14:anchorId="09CB36AB" wp14:editId="3E0606AD">
+          <wp:inline distT="0" distB="0" distL="0" distR="0" wp14:anchorId="3336DAC0" wp14:editId="5A72C4B3">
             <wp:extent cx="5731510" cy="4970780"/>
             <wp:effectExtent l="0" t="0" r="2540" b="1270"/>
             <wp:docPr id="1444923839" name="Picture 1"/>
@@ -1898,7 +1430,7 @@
                     <pic:cNvPicPr/>
                   </pic:nvPicPr>
                   <pic:blipFill>
-                    <a:blip r:embed="rId20"/>
+                    <a:blip r:embed="rId16"/>
                     <a:stretch>
                       <a:fillRect/>
                     </a:stretch>
@@ -1927,7 +1459,7 @@
       <w:r>
         <w:lastRenderedPageBreak/>
         <w:drawing>
-          <wp:inline distT="0" distB="0" distL="0" distR="0" wp14:anchorId="09F072F9" wp14:editId="117E9D1B">
+          <wp:inline distT="0" distB="0" distL="0" distR="0" wp14:anchorId="7FF0F5C5" wp14:editId="5A11723D">
             <wp:extent cx="5731510" cy="3992245"/>
             <wp:effectExtent l="0" t="0" r="2540" b="8255"/>
             <wp:docPr id="1899309359" name="Picture 1"/>
@@ -1942,7 +1474,7 @@
                     <pic:cNvPicPr/>
                   </pic:nvPicPr>
                   <pic:blipFill>
-                    <a:blip r:embed="rId21"/>
+                    <a:blip r:embed="rId17"/>
                     <a:stretch>
                       <a:fillRect/>
                     </a:stretch>
@@ -1983,7 +1515,7 @@
       </w:pPr>
       <w:r>
         <w:drawing>
-          <wp:inline distT="0" distB="0" distL="0" distR="0" wp14:anchorId="44FED6E3" wp14:editId="33FA9F0B">
+          <wp:inline distT="0" distB="0" distL="0" distR="0" wp14:anchorId="6A5868BF" wp14:editId="5CB75861">
             <wp:extent cx="4770120" cy="3754369"/>
             <wp:effectExtent l="0" t="0" r="0" b="0"/>
             <wp:docPr id="778770388" name="Picture 1"/>
@@ -1998,7 +1530,7 @@
                     <pic:cNvPicPr/>
                   </pic:nvPicPr>
                   <pic:blipFill>
-                    <a:blip r:embed="rId22"/>
+                    <a:blip r:embed="rId18"/>
                     <a:stretch>
                       <a:fillRect/>
                     </a:stretch>
@@ -2027,7 +1559,7 @@
       <w:r>
         <w:lastRenderedPageBreak/>
         <w:drawing>
-          <wp:inline distT="0" distB="0" distL="0" distR="0" wp14:anchorId="378EA4CE" wp14:editId="0B12520A">
+          <wp:inline distT="0" distB="0" distL="0" distR="0" wp14:anchorId="00C657C9" wp14:editId="542265A0">
             <wp:extent cx="5288280" cy="3535871"/>
             <wp:effectExtent l="0" t="0" r="7620" b="7620"/>
             <wp:docPr id="580846034" name="Picture 1"/>
@@ -2042,7 +1574,7 @@
                     <pic:cNvPicPr/>
                   </pic:nvPicPr>
                   <pic:blipFill>
-                    <a:blip r:embed="rId23"/>
+                    <a:blip r:embed="rId19"/>
                     <a:stretch>
                       <a:fillRect/>
                     </a:stretch>
@@ -2083,7 +1615,7 @@
       </w:pPr>
       <w:r>
         <w:drawing>
-          <wp:inline distT="0" distB="0" distL="0" distR="0" wp14:anchorId="018E54DF" wp14:editId="5F97BE30">
+          <wp:inline distT="0" distB="0" distL="0" distR="0" wp14:anchorId="46A1A064" wp14:editId="4192E589">
             <wp:extent cx="4701540" cy="3627989"/>
             <wp:effectExtent l="0" t="0" r="3810" b="0"/>
             <wp:docPr id="346363286" name="Picture 1"/>
@@ -2098,7 +1630,7 @@
                     <pic:cNvPicPr/>
                   </pic:nvPicPr>
                   <pic:blipFill>
-                    <a:blip r:embed="rId24"/>
+                    <a:blip r:embed="rId20"/>
                     <a:stretch>
                       <a:fillRect/>
                     </a:stretch>
@@ -2140,7 +1672,7 @@
       <w:r>
         <w:lastRenderedPageBreak/>
         <w:drawing>
-          <wp:inline distT="0" distB="0" distL="0" distR="0" wp14:anchorId="52E6C66B" wp14:editId="65D1D60F">
+          <wp:inline distT="0" distB="0" distL="0" distR="0" wp14:anchorId="3B7C7E01" wp14:editId="31FABFE9">
             <wp:extent cx="4815840" cy="3465420"/>
             <wp:effectExtent l="0" t="0" r="3810" b="1905"/>
             <wp:docPr id="2051356761" name="Picture 1"/>
@@ -2155,7 +1687,7 @@
                     <pic:cNvPicPr/>
                   </pic:nvPicPr>
                   <pic:blipFill>
-                    <a:blip r:embed="rId25"/>
+                    <a:blip r:embed="rId21"/>
                     <a:stretch>
                       <a:fillRect/>
                     </a:stretch>
@@ -2189,7 +1721,7 @@
       </w:pPr>
       <w:r>
         <w:drawing>
-          <wp:inline distT="0" distB="0" distL="0" distR="0" wp14:anchorId="647EBE3D" wp14:editId="7BE2BF65">
+          <wp:inline distT="0" distB="0" distL="0" distR="0" wp14:anchorId="7BA1156C" wp14:editId="6DBFD0E2">
             <wp:extent cx="5273040" cy="2461843"/>
             <wp:effectExtent l="0" t="0" r="3810" b="0"/>
             <wp:docPr id="1484612490" name="Picture 1"/>
@@ -2204,7 +1736,7 @@
                     <pic:cNvPicPr/>
                   </pic:nvPicPr>
                   <pic:blipFill>
-                    <a:blip r:embed="rId26"/>
+                    <a:blip r:embed="rId22"/>
                     <a:stretch>
                       <a:fillRect/>
                     </a:stretch>
@@ -2233,22 +1765,25 @@
     <w:p>
       <w:pPr>
         <w:pStyle w:val="Heading1"/>
-        <w:spacing w:before="0" w:after="0" w:line="240" w:lineRule="auto"/>
-      </w:pPr>
-      <w:bookmarkStart w:id="1" w:name="_Toc243006466"/>
-      <w:r>
-        <w:t>PH</w:t>
-      </w:r>
-      <w:r>
-        <w:t>Ụ</w:t>
-      </w:r>
-      <w:r>
-        <w:t xml:space="preserve"> L</w:t>
-      </w:r>
-      <w:r>
-        <w:t>ỤC</w:t>
-      </w:r>
-      <w:bookmarkEnd w:id="1"/>
+        <w:jc w:val="center"/>
+        <w:rPr>
+          <w:b/>
+          <w:bCs/>
+          <w:color w:val="000000" w:themeColor="text1"/>
+        </w:rPr>
+      </w:pPr>
+      <w:bookmarkStart w:id="2" w:name="_Toc243006466"/>
+      <w:bookmarkStart w:id="3" w:name="_Toc244100500"/>
+      <w:r>
+        <w:rPr>
+          <w:b/>
+          <w:bCs/>
+          <w:color w:val="000000" w:themeColor="text1"/>
+        </w:rPr>
+        <w:t>PHỤ LỤC</w:t>
+      </w:r>
+      <w:bookmarkEnd w:id="2"/>
+      <w:bookmarkEnd w:id="3"/>
     </w:p>
     <w:p>
       <w:pPr>
@@ -2270,6 +1805,29 @@
           <w:bCs/>
         </w:rPr>
       </w:pPr>
+      <w:hyperlink r:id="rId23" w:history="1">
+        <w:r>
+          <w:rPr>
+            <w:rStyle w:val="Hyperlink"/>
+            <w:bCs/>
+          </w:rPr>
+          <w:t>https://github.com/NT118-R12-24521459-Lab/</w:t>
+        </w:r>
+        <w:r>
+          <w:rPr>
+            <w:rStyle w:val="Hyperlink"/>
+            <w:bCs/>
+          </w:rPr>
+          <w:t>L</w:t>
+        </w:r>
+        <w:r>
+          <w:rPr>
+            <w:rStyle w:val="Hyperlink"/>
+            <w:bCs/>
+          </w:rPr>
+          <w:t>ab03</w:t>
+        </w:r>
+      </w:hyperlink>
     </w:p>
     <w:p>
       <w:pPr>
@@ -2334,16 +1892,17 @@
         </w:rPr>
       </w:pPr>
     </w:p>
+    <w:p/>
     <w:sectPr>
-      <w:headerReference w:type="default" r:id="rId27"/>
-      <w:footerReference w:type="default" r:id="rId28"/>
+      <w:headerReference w:type="default" r:id="rId24"/>
+      <w:footerReference w:type="default" r:id="rId25"/>
       <w:pgSz w:w="11906" w:h="16838" w:code="9"/>
       <w:pgMar w:top="1440" w:right="1440" w:bottom="1440" w:left="1440" w:header="720" w:footer="720" w:gutter="0"/>
       <w:pgBorders w:display="firstPage" w:offsetFrom="page">
-        <w:top w:val="thinThickMediumGap" w:sz="36" w:space="24" w:color="215E99" w:themeColor="text2" w:themeTint="BF"/>
-        <w:left w:val="thinThickMediumGap" w:sz="36" w:space="24" w:color="215E99" w:themeColor="text2" w:themeTint="BF"/>
-        <w:bottom w:val="thickThinMediumGap" w:sz="36" w:space="24" w:color="215E99" w:themeColor="text2" w:themeTint="BF"/>
-        <w:right w:val="thickThinMediumGap" w:sz="36" w:space="24" w:color="215E99" w:themeColor="text2" w:themeTint="BF"/>
+        <w:top w:val="thinThickMediumGap" w:sz="36" w:space="24" w:color="657C9C" w:themeColor="text2" w:themeTint="BF"/>
+        <w:left w:val="thinThickMediumGap" w:sz="36" w:space="24" w:color="657C9C" w:themeColor="text2" w:themeTint="BF"/>
+        <w:bottom w:val="thickThinMediumGap" w:sz="36" w:space="24" w:color="657C9C" w:themeColor="text2" w:themeTint="BF"/>
+        <w:right w:val="thickThinMediumGap" w:sz="36" w:space="24" w:color="657C9C" w:themeColor="text2" w:themeTint="BF"/>
       </w:pgBorders>
       <w:pgNumType w:start="1"/>
       <w:cols w:space="720"/>
@@ -2352,31 +1911,6 @@
     </w:sectPr>
   </w:body>
 </w:document>
-</file>
-
-<file path=word/endnotes.xml><?xml version="1.0" encoding="utf-8"?>
-<w:endnotes xmlns:wpc="http://schemas.microsoft.com/office/word/2010/wordprocessingCanvas" xmlns:cx="http://schemas.microsoft.com/office/drawing/2014/chartex" xmlns:cx1="http://schemas.microsoft.com/office/drawing/2015/9/8/chartex" xmlns:cx2="http://schemas.microsoft.com/office/drawing/2015/10/21/chartex" xmlns:cx3="http://schemas.microsoft.com/office/drawing/2016/5/9/chartex" xmlns:cx4="http://schemas.microsoft.com/office/drawing/2016/5/10/chartex" xmlns:cx5="http://schemas.microsoft.com/office/drawing/2016/5/11/chartex" xmlns:cx6="http://schemas.microsoft.com/office/drawing/2016/5/12/chartex" xmlns:cx7="http://schemas.microsoft.com/office/drawing/2016/5/13/chartex" xmlns:cx8="http://schemas.microsoft.com/office/drawing/2016/5/14/chartex" xmlns:mc="http://schemas.openxmlformats.org/markup-compatibility/2006" xmlns:aink="http://schemas.microsoft.com/office/drawing/2016/ink" xmlns:am3d="http://schemas.microsoft.com/office/drawing/2017/model3d" xmlns:o="urn:schemas-microsoft-com:office:office" xmlns:oel="http://schemas.microsoft.com/office/2019/extlst" xmlns:r="http://schemas.openxmlformats.org/officeDocument/2006/relationships" xmlns:m="http://schemas.openxmlformats.org/officeDocument/2006/math" xmlns:v="urn:schemas-microsoft-com:vml" xmlns:wp14="http://schemas.microsoft.com/office/word/2010/wordprocessingDrawing" xmlns:wp="http://schemas.openxmlformats.org/drawingml/2006/wordprocessingDrawing" xmlns:w10="urn:schemas-microsoft-com:office:word" xmlns:w="http://schemas.openxmlformats.org/wordprocessingml/2006/main" xmlns:w14="http://schemas.microsoft.com/office/word/2010/wordml" xmlns:w15="http://schemas.microsoft.com/office/word/2012/wordml" xmlns:w16cex="http://schemas.microsoft.com/office/word/2018/wordml/cex" xmlns:w16cid="http://schemas.microsoft.com/office/word/2016/wordml/cid" xmlns:w16="http://schemas.microsoft.com/office/word/2018/wordml" xmlns:w16du="http://schemas.microsoft.com/office/word/2023/wordml/word16du" xmlns:w16sdtdh="http://schemas.microsoft.com/office/word/2020/wordml/sdtdatahash" xmlns:w16sdtfl="http://schemas.microsoft.com/office/word/2024/wordml/sdtformatlock" xmlns:w16se="http://schemas.microsoft.com/office/word/2015/wordml/symex" xmlns:wpg="http://schemas.microsoft.com/office/word/2010/wordprocessingGroup" xmlns:wpi="http://schemas.microsoft.com/office/word/2010/wordprocessingInk" xmlns:wne="http://schemas.microsoft.com/office/word/2006/wordml" xmlns:wps="http://schemas.microsoft.com/office/word/2010/wordprocessingShape" mc:Ignorable="w14 w15 w16se w16cid w16 w16cex w16sdtdh w16sdtfl w16du wp14">
-  <w:endnote w:type="separator" w:id="-1">
-    <w:p>
-      <w:pPr>
-        <w:spacing w:after="0" w:line="240" w:lineRule="auto"/>
-      </w:pPr>
-      <w:r>
-        <w:separator/>
-      </w:r>
-    </w:p>
-  </w:endnote>
-  <w:endnote w:type="continuationSeparator" w:id="0">
-    <w:p>
-      <w:pPr>
-        <w:spacing w:after="0" w:line="240" w:lineRule="auto"/>
-      </w:pPr>
-      <w:r>
-        <w:continuationSeparator/>
-      </w:r>
-    </w:p>
-  </w:endnote>
-</w:endnotes>
 </file>
 
 <file path=word/footer1.xml><?xml version="1.0" encoding="utf-8"?>
@@ -2447,31 +1981,6 @@
 </w:ftr>
 </file>
 
-<file path=word/footnotes.xml><?xml version="1.0" encoding="utf-8"?>
-<w:footnotes xmlns:wpc="http://schemas.microsoft.com/office/word/2010/wordprocessingCanvas" xmlns:cx="http://schemas.microsoft.com/office/drawing/2014/chartex" xmlns:cx1="http://schemas.microsoft.com/office/drawing/2015/9/8/chartex" xmlns:cx2="http://schemas.microsoft.com/office/drawing/2015/10/21/chartex" xmlns:cx3="http://schemas.microsoft.com/office/drawing/2016/5/9/chartex" xmlns:cx4="http://schemas.microsoft.com/office/drawing/2016/5/10/chartex" xmlns:cx5="http://schemas.microsoft.com/office/drawing/2016/5/11/chartex" xmlns:cx6="http://schemas.microsoft.com/office/drawing/2016/5/12/chartex" xmlns:cx7="http://schemas.microsoft.com/office/drawing/2016/5/13/chartex" xmlns:cx8="http://schemas.microsoft.com/office/drawing/2016/5/14/chartex" xmlns:mc="http://schemas.openxmlformats.org/markup-compatibility/2006" xmlns:aink="http://schemas.microsoft.com/office/drawing/2016/ink" xmlns:am3d="http://schemas.microsoft.com/office/drawing/2017/model3d" xmlns:o="urn:schemas-microsoft-com:office:office" xmlns:oel="http://schemas.microsoft.com/office/2019/extlst" xmlns:r="http://schemas.openxmlformats.org/officeDocument/2006/relationships" xmlns:m="http://schemas.openxmlformats.org/officeDocument/2006/math" xmlns:v="urn:schemas-microsoft-com:vml" xmlns:wp14="http://schemas.microsoft.com/office/word/2010/wordprocessingDrawing" xmlns:wp="http://schemas.openxmlformats.org/drawingml/2006/wordprocessingDrawing" xmlns:w10="urn:schemas-microsoft-com:office:word" xmlns:w="http://schemas.openxmlformats.org/wordprocessingml/2006/main" xmlns:w14="http://schemas.microsoft.com/office/word/2010/wordml" xmlns:w15="http://schemas.microsoft.com/office/word/2012/wordml" xmlns:w16cex="http://schemas.microsoft.com/office/word/2018/wordml/cex" xmlns:w16cid="http://schemas.microsoft.com/office/word/2016/wordml/cid" xmlns:w16="http://schemas.microsoft.com/office/word/2018/wordml" xmlns:w16du="http://schemas.microsoft.com/office/word/2023/wordml/word16du" xmlns:w16sdtdh="http://schemas.microsoft.com/office/word/2020/wordml/sdtdatahash" xmlns:w16sdtfl="http://schemas.microsoft.com/office/word/2024/wordml/sdtformatlock" xmlns:w16se="http://schemas.microsoft.com/office/word/2015/wordml/symex" xmlns:wpg="http://schemas.microsoft.com/office/word/2010/wordprocessingGroup" xmlns:wpi="http://schemas.microsoft.com/office/word/2010/wordprocessingInk" xmlns:wne="http://schemas.microsoft.com/office/word/2006/wordml" xmlns:wps="http://schemas.microsoft.com/office/word/2010/wordprocessingShape" mc:Ignorable="w14 w15 w16se w16cid w16 w16cex w16sdtdh w16sdtfl w16du wp14">
-  <w:footnote w:type="separator" w:id="-1">
-    <w:p>
-      <w:pPr>
-        <w:spacing w:after="0" w:line="240" w:lineRule="auto"/>
-      </w:pPr>
-      <w:r>
-        <w:separator/>
-      </w:r>
-    </w:p>
-  </w:footnote>
-  <w:footnote w:type="continuationSeparator" w:id="0">
-    <w:p>
-      <w:pPr>
-        <w:spacing w:after="0" w:line="240" w:lineRule="auto"/>
-      </w:pPr>
-      <w:r>
-        <w:continuationSeparator/>
-      </w:r>
-    </w:p>
-  </w:footnote>
-</w:footnotes>
-</file>
-
 <file path=word/header1.xml><?xml version="1.0" encoding="utf-8"?>
 <w:hdr xmlns:wpc="http://schemas.microsoft.com/office/word/2010/wordprocessingCanvas" xmlns:cx="http://schemas.microsoft.com/office/drawing/2014/chartex" xmlns:cx1="http://schemas.microsoft.com/office/drawing/2015/9/8/chartex" xmlns:cx2="http://schemas.microsoft.com/office/drawing/2015/10/21/chartex" xmlns:cx3="http://schemas.microsoft.com/office/drawing/2016/5/9/chartex" xmlns:cx4="http://schemas.microsoft.com/office/drawing/2016/5/10/chartex" xmlns:cx5="http://schemas.microsoft.com/office/drawing/2016/5/11/chartex" xmlns:cx6="http://schemas.microsoft.com/office/drawing/2016/5/12/chartex" xmlns:cx7="http://schemas.microsoft.com/office/drawing/2016/5/13/chartex" xmlns:cx8="http://schemas.microsoft.com/office/drawing/2016/5/14/chartex" xmlns:mc="http://schemas.openxmlformats.org/markup-compatibility/2006" xmlns:aink="http://schemas.microsoft.com/office/drawing/2016/ink" xmlns:am3d="http://schemas.microsoft.com/office/drawing/2017/model3d" xmlns:o="urn:schemas-microsoft-com:office:office" xmlns:oel="http://schemas.microsoft.com/office/2019/extlst" xmlns:r="http://schemas.openxmlformats.org/officeDocument/2006/relationships" xmlns:m="http://schemas.openxmlformats.org/officeDocument/2006/math" xmlns:v="urn:schemas-microsoft-com:vml" xmlns:wp14="http://schemas.microsoft.com/office/word/2010/wordprocessingDrawing" xmlns:wp="http://schemas.openxmlformats.org/drawingml/2006/wordprocessingDrawing" xmlns:w10="urn:schemas-microsoft-com:office:word" xmlns:w="http://schemas.openxmlformats.org/wordprocessingml/2006/main" xmlns:w14="http://schemas.microsoft.com/office/word/2010/wordml" xmlns:w15="http://schemas.microsoft.com/office/word/2012/wordml" xmlns:w16cex="http://schemas.microsoft.com/office/word/2018/wordml/cex" xmlns:w16cid="http://schemas.microsoft.com/office/word/2016/wordml/cid" xmlns:w16="http://schemas.microsoft.com/office/word/2018/wordml" xmlns:w16du="http://schemas.microsoft.com/office/word/2023/wordml/word16du" xmlns:w16sdtdh="http://schemas.microsoft.com/office/word/2020/wordml/sdtdatahash" xmlns:w16sdtfl="http://schemas.microsoft.com/office/word/2024/wordml/sdtformatlock" xmlns:w16se="http://schemas.microsoft.com/office/word/2015/wordml/symex" xmlns:wpg="http://schemas.microsoft.com/office/word/2010/wordprocessingGroup" xmlns:wpi="http://schemas.microsoft.com/office/word/2010/wordprocessingInk" xmlns:wne="http://schemas.microsoft.com/office/word/2006/wordml" xmlns:wps="http://schemas.microsoft.com/office/word/2010/wordprocessingShape" mc:Ignorable="w14 w15 w16se w16cid w16 w16cex w16sdtdh w16sdtfl w16du wp14">
   <w:p>
@@ -2508,1157 +2017,10 @@
         <w:sz w:val="24"/>
         <w:szCs w:val="24"/>
       </w:rPr>
-      <w:t>24521459</w:t>
-    </w:r>
-    <w:r>
-      <w:rPr>
-        <w:sz w:val="24"/>
-        <w:szCs w:val="24"/>
-      </w:rPr>
-      <w:t xml:space="preserve"> – </w:t>
-    </w:r>
-    <w:r>
-      <w:rPr>
-        <w:sz w:val="24"/>
-        <w:szCs w:val="24"/>
-      </w:rPr>
-      <w:t>Võ Minh Quân</w:t>
+      <w:t>24521459 – Võ Minh Quân</w:t>
     </w:r>
   </w:p>
 </w:hdr>
-</file>
-
-<file path=word/numbering.xml><?xml version="1.0" encoding="utf-8"?>
-<w:numbering xmlns:wpc="http://schemas.microsoft.com/office/word/2010/wordprocessingCanvas" xmlns:cx="http://schemas.microsoft.com/office/drawing/2014/chartex" xmlns:cx1="http://schemas.microsoft.com/office/drawing/2015/9/8/chartex" xmlns:cx2="http://schemas.microsoft.com/office/drawing/2015/10/21/chartex" xmlns:cx3="http://schemas.microsoft.com/office/drawing/2016/5/9/chartex" xmlns:cx4="http://schemas.microsoft.com/office/drawing/2016/5/10/chartex" xmlns:cx5="http://schemas.microsoft.com/office/drawing/2016/5/11/chartex" xmlns:cx6="http://schemas.microsoft.com/office/drawing/2016/5/12/chartex" xmlns:cx7="http://schemas.microsoft.com/office/drawing/2016/5/13/chartex" xmlns:cx8="http://schemas.microsoft.com/office/drawing/2016/5/14/chartex" xmlns:mc="http://schemas.openxmlformats.org/markup-compatibility/2006" xmlns:aink="http://schemas.microsoft.com/office/drawing/2016/ink" xmlns:am3d="http://schemas.microsoft.com/office/drawing/2017/model3d" xmlns:o="urn:schemas-microsoft-com:office:office" xmlns:oel="http://schemas.microsoft.com/office/2019/extlst" xmlns:r="http://schemas.openxmlformats.org/officeDocument/2006/relationships" xmlns:m="http://schemas.openxmlformats.org/officeDocument/2006/math" xmlns:v="urn:schemas-microsoft-com:vml" xmlns:wp14="http://schemas.microsoft.com/office/word/2010/wordprocessingDrawing" xmlns:wp="http://schemas.openxmlformats.org/drawingml/2006/wordprocessingDrawing" xmlns:w10="urn:schemas-microsoft-com:office:word" xmlns:w="http://schemas.openxmlformats.org/wordprocessingml/2006/main" xmlns:w14="http://schemas.microsoft.com/office/word/2010/wordml" xmlns:w15="http://schemas.microsoft.com/office/word/2012/wordml" xmlns:w16cex="http://schemas.microsoft.com/office/word/2018/wordml/cex" xmlns:w16cid="http://schemas.microsoft.com/office/word/2016/wordml/cid" xmlns:w16="http://schemas.microsoft.com/office/word/2018/wordml" xmlns:w16du="http://schemas.microsoft.com/office/word/2023/wordml/word16du" xmlns:w16sdtdh="http://schemas.microsoft.com/office/word/2020/wordml/sdtdatahash" xmlns:w16sdtfl="http://schemas.microsoft.com/office/word/2024/wordml/sdtformatlock" xmlns:w16se="http://schemas.microsoft.com/office/word/2015/wordml/symex" xmlns:wpg="http://schemas.microsoft.com/office/word/2010/wordprocessingGroup" xmlns:wpi="http://schemas.microsoft.com/office/word/2010/wordprocessingInk" xmlns:wne="http://schemas.microsoft.com/office/word/2006/wordml" xmlns:wps="http://schemas.microsoft.com/office/word/2010/wordprocessingShape" mc:Ignorable="w14 w15 w16se w16cid w16 w16cex w16sdtdh w16sdtfl w16du wp14">
-  <w:abstractNum w:abstractNumId="0" w15:restartNumberingAfterBreak="0">
-    <w:nsid w:val="0A982A88"/>
-    <w:multiLevelType w:val="hybridMultilevel"/>
-    <w:tmpl w:val="F9ACC33E"/>
-    <w:lvl w:ilvl="0" w:tplc="042A000F">
-      <w:start w:val="1"/>
-      <w:numFmt w:val="decimal"/>
-      <w:lvlText w:val="%1."/>
-      <w:lvlJc w:val="left"/>
-      <w:pPr>
-        <w:ind w:left="720" w:hanging="360"/>
-      </w:pPr>
-      <w:rPr>
-        <w:rFonts w:hint="default"/>
-      </w:rPr>
-    </w:lvl>
-    <w:lvl w:ilvl="1" w:tplc="042A0019" w:tentative="1">
-      <w:start w:val="1"/>
-      <w:numFmt w:val="lowerLetter"/>
-      <w:lvlText w:val="%2."/>
-      <w:lvlJc w:val="left"/>
-      <w:pPr>
-        <w:ind w:left="1440" w:hanging="360"/>
-      </w:pPr>
-    </w:lvl>
-    <w:lvl w:ilvl="2" w:tplc="042A001B" w:tentative="1">
-      <w:start w:val="1"/>
-      <w:numFmt w:val="lowerRoman"/>
-      <w:lvlText w:val="%3."/>
-      <w:lvlJc w:val="right"/>
-      <w:pPr>
-        <w:ind w:left="2160" w:hanging="180"/>
-      </w:pPr>
-    </w:lvl>
-    <w:lvl w:ilvl="3" w:tplc="042A000F" w:tentative="1">
-      <w:start w:val="1"/>
-      <w:numFmt w:val="decimal"/>
-      <w:lvlText w:val="%4."/>
-      <w:lvlJc w:val="left"/>
-      <w:pPr>
-        <w:ind w:left="2880" w:hanging="360"/>
-      </w:pPr>
-    </w:lvl>
-    <w:lvl w:ilvl="4" w:tplc="042A0019" w:tentative="1">
-      <w:start w:val="1"/>
-      <w:numFmt w:val="lowerLetter"/>
-      <w:lvlText w:val="%5."/>
-      <w:lvlJc w:val="left"/>
-      <w:pPr>
-        <w:ind w:left="3600" w:hanging="360"/>
-      </w:pPr>
-    </w:lvl>
-    <w:lvl w:ilvl="5" w:tplc="042A001B" w:tentative="1">
-      <w:start w:val="1"/>
-      <w:numFmt w:val="lowerRoman"/>
-      <w:lvlText w:val="%6."/>
-      <w:lvlJc w:val="right"/>
-      <w:pPr>
-        <w:ind w:left="4320" w:hanging="180"/>
-      </w:pPr>
-    </w:lvl>
-    <w:lvl w:ilvl="6" w:tplc="042A000F" w:tentative="1">
-      <w:start w:val="1"/>
-      <w:numFmt w:val="decimal"/>
-      <w:lvlText w:val="%7."/>
-      <w:lvlJc w:val="left"/>
-      <w:pPr>
-        <w:ind w:left="5040" w:hanging="360"/>
-      </w:pPr>
-    </w:lvl>
-    <w:lvl w:ilvl="7" w:tplc="042A0019" w:tentative="1">
-      <w:start w:val="1"/>
-      <w:numFmt w:val="lowerLetter"/>
-      <w:lvlText w:val="%8."/>
-      <w:lvlJc w:val="left"/>
-      <w:pPr>
-        <w:ind w:left="5760" w:hanging="360"/>
-      </w:pPr>
-    </w:lvl>
-    <w:lvl w:ilvl="8" w:tplc="042A001B" w:tentative="1">
-      <w:start w:val="1"/>
-      <w:numFmt w:val="lowerRoman"/>
-      <w:lvlText w:val="%9."/>
-      <w:lvlJc w:val="right"/>
-      <w:pPr>
-        <w:ind w:left="6480" w:hanging="180"/>
-      </w:pPr>
-    </w:lvl>
-  </w:abstractNum>
-  <w:abstractNum w:abstractNumId="1" w15:restartNumberingAfterBreak="0">
-    <w:nsid w:val="0D8E41B2"/>
-    <w:multiLevelType w:val="hybridMultilevel"/>
-    <w:tmpl w:val="3D789E36"/>
-    <w:lvl w:ilvl="0" w:tplc="04090001">
-      <w:start w:val="1"/>
-      <w:numFmt w:val="bullet"/>
-      <w:lvlText w:val=""/>
-      <w:lvlJc w:val="left"/>
-      <w:pPr>
-        <w:ind w:left="720" w:hanging="360"/>
-      </w:pPr>
-      <w:rPr>
-        <w:rFonts w:ascii="Symbol" w:hAnsi="Symbol" w:hint="default"/>
-      </w:rPr>
-    </w:lvl>
-    <w:lvl w:ilvl="1" w:tplc="04090003">
-      <w:start w:val="1"/>
-      <w:numFmt w:val="bullet"/>
-      <w:lvlText w:val="o"/>
-      <w:lvlJc w:val="left"/>
-      <w:pPr>
-        <w:ind w:left="1440" w:hanging="360"/>
-      </w:pPr>
-      <w:rPr>
-        <w:rFonts w:ascii="Courier New" w:hAnsi="Courier New" w:cs="Courier New" w:hint="default"/>
-      </w:rPr>
-    </w:lvl>
-    <w:lvl w:ilvl="2" w:tplc="04090005" w:tentative="1">
-      <w:start w:val="1"/>
-      <w:numFmt w:val="bullet"/>
-      <w:lvlText w:val=""/>
-      <w:lvlJc w:val="left"/>
-      <w:pPr>
-        <w:ind w:left="2160" w:hanging="360"/>
-      </w:pPr>
-      <w:rPr>
-        <w:rFonts w:ascii="Wingdings" w:hAnsi="Wingdings" w:hint="default"/>
-      </w:rPr>
-    </w:lvl>
-    <w:lvl w:ilvl="3" w:tplc="04090001" w:tentative="1">
-      <w:start w:val="1"/>
-      <w:numFmt w:val="bullet"/>
-      <w:lvlText w:val=""/>
-      <w:lvlJc w:val="left"/>
-      <w:pPr>
-        <w:ind w:left="2880" w:hanging="360"/>
-      </w:pPr>
-      <w:rPr>
-        <w:rFonts w:ascii="Symbol" w:hAnsi="Symbol" w:hint="default"/>
-      </w:rPr>
-    </w:lvl>
-    <w:lvl w:ilvl="4" w:tplc="04090003" w:tentative="1">
-      <w:start w:val="1"/>
-      <w:numFmt w:val="bullet"/>
-      <w:lvlText w:val="o"/>
-      <w:lvlJc w:val="left"/>
-      <w:pPr>
-        <w:ind w:left="3600" w:hanging="360"/>
-      </w:pPr>
-      <w:rPr>
-        <w:rFonts w:ascii="Courier New" w:hAnsi="Courier New" w:cs="Courier New" w:hint="default"/>
-      </w:rPr>
-    </w:lvl>
-    <w:lvl w:ilvl="5" w:tplc="04090005" w:tentative="1">
-      <w:start w:val="1"/>
-      <w:numFmt w:val="bullet"/>
-      <w:lvlText w:val=""/>
-      <w:lvlJc w:val="left"/>
-      <w:pPr>
-        <w:ind w:left="4320" w:hanging="360"/>
-      </w:pPr>
-      <w:rPr>
-        <w:rFonts w:ascii="Wingdings" w:hAnsi="Wingdings" w:hint="default"/>
-      </w:rPr>
-    </w:lvl>
-    <w:lvl w:ilvl="6" w:tplc="04090001" w:tentative="1">
-      <w:start w:val="1"/>
-      <w:numFmt w:val="bullet"/>
-      <w:lvlText w:val=""/>
-      <w:lvlJc w:val="left"/>
-      <w:pPr>
-        <w:ind w:left="5040" w:hanging="360"/>
-      </w:pPr>
-      <w:rPr>
-        <w:rFonts w:ascii="Symbol" w:hAnsi="Symbol" w:hint="default"/>
-      </w:rPr>
-    </w:lvl>
-    <w:lvl w:ilvl="7" w:tplc="04090003" w:tentative="1">
-      <w:start w:val="1"/>
-      <w:numFmt w:val="bullet"/>
-      <w:lvlText w:val="o"/>
-      <w:lvlJc w:val="left"/>
-      <w:pPr>
-        <w:ind w:left="5760" w:hanging="360"/>
-      </w:pPr>
-      <w:rPr>
-        <w:rFonts w:ascii="Courier New" w:hAnsi="Courier New" w:cs="Courier New" w:hint="default"/>
-      </w:rPr>
-    </w:lvl>
-    <w:lvl w:ilvl="8" w:tplc="04090005" w:tentative="1">
-      <w:start w:val="1"/>
-      <w:numFmt w:val="bullet"/>
-      <w:lvlText w:val=""/>
-      <w:lvlJc w:val="left"/>
-      <w:pPr>
-        <w:ind w:left="6480" w:hanging="360"/>
-      </w:pPr>
-      <w:rPr>
-        <w:rFonts w:ascii="Wingdings" w:hAnsi="Wingdings" w:hint="default"/>
-      </w:rPr>
-    </w:lvl>
-  </w:abstractNum>
-  <w:abstractNum w:abstractNumId="2" w15:restartNumberingAfterBreak="0">
-    <w:nsid w:val="17734325"/>
-    <w:multiLevelType w:val="hybridMultilevel"/>
-    <w:tmpl w:val="1FD45FEA"/>
-    <w:lvl w:ilvl="0" w:tplc="0409000F">
-      <w:start w:val="1"/>
-      <w:numFmt w:val="decimal"/>
-      <w:lvlText w:val="%1."/>
-      <w:lvlJc w:val="left"/>
-      <w:pPr>
-        <w:ind w:left="1440" w:hanging="360"/>
-      </w:pPr>
-      <w:rPr>
-        <w:rFonts w:hint="default"/>
-      </w:rPr>
-    </w:lvl>
-    <w:lvl w:ilvl="1" w:tplc="04090019" w:tentative="1">
-      <w:start w:val="1"/>
-      <w:numFmt w:val="lowerLetter"/>
-      <w:lvlText w:val="%2."/>
-      <w:lvlJc w:val="left"/>
-      <w:pPr>
-        <w:ind w:left="2160" w:hanging="360"/>
-      </w:pPr>
-    </w:lvl>
-    <w:lvl w:ilvl="2" w:tplc="0409001B" w:tentative="1">
-      <w:start w:val="1"/>
-      <w:numFmt w:val="lowerRoman"/>
-      <w:lvlText w:val="%3."/>
-      <w:lvlJc w:val="right"/>
-      <w:pPr>
-        <w:ind w:left="2880" w:hanging="180"/>
-      </w:pPr>
-    </w:lvl>
-    <w:lvl w:ilvl="3" w:tplc="0409000F" w:tentative="1">
-      <w:start w:val="1"/>
-      <w:numFmt w:val="decimal"/>
-      <w:lvlText w:val="%4."/>
-      <w:lvlJc w:val="left"/>
-      <w:pPr>
-        <w:ind w:left="3600" w:hanging="360"/>
-      </w:pPr>
-    </w:lvl>
-    <w:lvl w:ilvl="4" w:tplc="04090019" w:tentative="1">
-      <w:start w:val="1"/>
-      <w:numFmt w:val="lowerLetter"/>
-      <w:lvlText w:val="%5."/>
-      <w:lvlJc w:val="left"/>
-      <w:pPr>
-        <w:ind w:left="4320" w:hanging="360"/>
-      </w:pPr>
-    </w:lvl>
-    <w:lvl w:ilvl="5" w:tplc="0409001B" w:tentative="1">
-      <w:start w:val="1"/>
-      <w:numFmt w:val="lowerRoman"/>
-      <w:lvlText w:val="%6."/>
-      <w:lvlJc w:val="right"/>
-      <w:pPr>
-        <w:ind w:left="5040" w:hanging="180"/>
-      </w:pPr>
-    </w:lvl>
-    <w:lvl w:ilvl="6" w:tplc="0409000F" w:tentative="1">
-      <w:start w:val="1"/>
-      <w:numFmt w:val="decimal"/>
-      <w:lvlText w:val="%7."/>
-      <w:lvlJc w:val="left"/>
-      <w:pPr>
-        <w:ind w:left="5760" w:hanging="360"/>
-      </w:pPr>
-    </w:lvl>
-    <w:lvl w:ilvl="7" w:tplc="04090019" w:tentative="1">
-      <w:start w:val="1"/>
-      <w:numFmt w:val="lowerLetter"/>
-      <w:lvlText w:val="%8."/>
-      <w:lvlJc w:val="left"/>
-      <w:pPr>
-        <w:ind w:left="6480" w:hanging="360"/>
-      </w:pPr>
-    </w:lvl>
-    <w:lvl w:ilvl="8" w:tplc="0409001B" w:tentative="1">
-      <w:start w:val="1"/>
-      <w:numFmt w:val="lowerRoman"/>
-      <w:lvlText w:val="%9."/>
-      <w:lvlJc w:val="right"/>
-      <w:pPr>
-        <w:ind w:left="7200" w:hanging="180"/>
-      </w:pPr>
-    </w:lvl>
-  </w:abstractNum>
-  <w:abstractNum w:abstractNumId="3" w15:restartNumberingAfterBreak="0">
-    <w:nsid w:val="2EF77ECE"/>
-    <w:multiLevelType w:val="hybridMultilevel"/>
-    <w:tmpl w:val="E8D255AE"/>
-    <w:lvl w:ilvl="0" w:tplc="04090001">
-      <w:start w:val="1"/>
-      <w:numFmt w:val="bullet"/>
-      <w:lvlText w:val=""/>
-      <w:lvlJc w:val="left"/>
-      <w:pPr>
-        <w:ind w:left="720" w:hanging="360"/>
-      </w:pPr>
-      <w:rPr>
-        <w:rFonts w:ascii="Symbol" w:hAnsi="Symbol" w:hint="default"/>
-      </w:rPr>
-    </w:lvl>
-    <w:lvl w:ilvl="1" w:tplc="04090003">
-      <w:start w:val="1"/>
-      <w:numFmt w:val="bullet"/>
-      <w:lvlText w:val="o"/>
-      <w:lvlJc w:val="left"/>
-      <w:pPr>
-        <w:ind w:left="1440" w:hanging="360"/>
-      </w:pPr>
-      <w:rPr>
-        <w:rFonts w:ascii="Courier New" w:hAnsi="Courier New" w:cs="Courier New" w:hint="default"/>
-      </w:rPr>
-    </w:lvl>
-    <w:lvl w:ilvl="2" w:tplc="04090005" w:tentative="1">
-      <w:start w:val="1"/>
-      <w:numFmt w:val="bullet"/>
-      <w:lvlText w:val=""/>
-      <w:lvlJc w:val="left"/>
-      <w:pPr>
-        <w:ind w:left="2160" w:hanging="360"/>
-      </w:pPr>
-      <w:rPr>
-        <w:rFonts w:ascii="Wingdings" w:hAnsi="Wingdings" w:hint="default"/>
-      </w:rPr>
-    </w:lvl>
-    <w:lvl w:ilvl="3" w:tplc="04090001" w:tentative="1">
-      <w:start w:val="1"/>
-      <w:numFmt w:val="bullet"/>
-      <w:lvlText w:val=""/>
-      <w:lvlJc w:val="left"/>
-      <w:pPr>
-        <w:ind w:left="2880" w:hanging="360"/>
-      </w:pPr>
-      <w:rPr>
-        <w:rFonts w:ascii="Symbol" w:hAnsi="Symbol" w:hint="default"/>
-      </w:rPr>
-    </w:lvl>
-    <w:lvl w:ilvl="4" w:tplc="04090003" w:tentative="1">
-      <w:start w:val="1"/>
-      <w:numFmt w:val="bullet"/>
-      <w:lvlText w:val="o"/>
-      <w:lvlJc w:val="left"/>
-      <w:pPr>
-        <w:ind w:left="3600" w:hanging="360"/>
-      </w:pPr>
-      <w:rPr>
-        <w:rFonts w:ascii="Courier New" w:hAnsi="Courier New" w:cs="Courier New" w:hint="default"/>
-      </w:rPr>
-    </w:lvl>
-    <w:lvl w:ilvl="5" w:tplc="04090005" w:tentative="1">
-      <w:start w:val="1"/>
-      <w:numFmt w:val="bullet"/>
-      <w:lvlText w:val=""/>
-      <w:lvlJc w:val="left"/>
-      <w:pPr>
-        <w:ind w:left="4320" w:hanging="360"/>
-      </w:pPr>
-      <w:rPr>
-        <w:rFonts w:ascii="Wingdings" w:hAnsi="Wingdings" w:hint="default"/>
-      </w:rPr>
-    </w:lvl>
-    <w:lvl w:ilvl="6" w:tplc="04090001" w:tentative="1">
-      <w:start w:val="1"/>
-      <w:numFmt w:val="bullet"/>
-      <w:lvlText w:val=""/>
-      <w:lvlJc w:val="left"/>
-      <w:pPr>
-        <w:ind w:left="5040" w:hanging="360"/>
-      </w:pPr>
-      <w:rPr>
-        <w:rFonts w:ascii="Symbol" w:hAnsi="Symbol" w:hint="default"/>
-      </w:rPr>
-    </w:lvl>
-    <w:lvl w:ilvl="7" w:tplc="04090003" w:tentative="1">
-      <w:start w:val="1"/>
-      <w:numFmt w:val="bullet"/>
-      <w:lvlText w:val="o"/>
-      <w:lvlJc w:val="left"/>
-      <w:pPr>
-        <w:ind w:left="5760" w:hanging="360"/>
-      </w:pPr>
-      <w:rPr>
-        <w:rFonts w:ascii="Courier New" w:hAnsi="Courier New" w:cs="Courier New" w:hint="default"/>
-      </w:rPr>
-    </w:lvl>
-    <w:lvl w:ilvl="8" w:tplc="04090005" w:tentative="1">
-      <w:start w:val="1"/>
-      <w:numFmt w:val="bullet"/>
-      <w:lvlText w:val=""/>
-      <w:lvlJc w:val="left"/>
-      <w:pPr>
-        <w:ind w:left="6480" w:hanging="360"/>
-      </w:pPr>
-      <w:rPr>
-        <w:rFonts w:ascii="Wingdings" w:hAnsi="Wingdings" w:hint="default"/>
-      </w:rPr>
-    </w:lvl>
-  </w:abstractNum>
-  <w:abstractNum w:abstractNumId="4" w15:restartNumberingAfterBreak="0">
-    <w:nsid w:val="40D8608A"/>
-    <w:multiLevelType w:val="hybridMultilevel"/>
-    <w:tmpl w:val="979CD868"/>
-    <w:lvl w:ilvl="0" w:tplc="FFFFFFFF">
-      <w:start w:val="1"/>
-      <w:numFmt w:val="decimal"/>
-      <w:lvlText w:val="%1."/>
-      <w:lvlJc w:val="left"/>
-      <w:pPr>
-        <w:ind w:left="720" w:hanging="360"/>
-      </w:pPr>
-      <w:rPr>
-        <w:rFonts w:hint="default"/>
-      </w:rPr>
-    </w:lvl>
-    <w:lvl w:ilvl="1" w:tplc="04090019" w:tentative="1">
-      <w:start w:val="1"/>
-      <w:numFmt w:val="lowerLetter"/>
-      <w:lvlText w:val="%2."/>
-      <w:lvlJc w:val="left"/>
-      <w:pPr>
-        <w:ind w:left="1440" w:hanging="360"/>
-      </w:pPr>
-    </w:lvl>
-    <w:lvl w:ilvl="2" w:tplc="0409001B" w:tentative="1">
-      <w:start w:val="1"/>
-      <w:numFmt w:val="lowerRoman"/>
-      <w:lvlText w:val="%3."/>
-      <w:lvlJc w:val="right"/>
-      <w:pPr>
-        <w:ind w:left="2160" w:hanging="180"/>
-      </w:pPr>
-    </w:lvl>
-    <w:lvl w:ilvl="3" w:tplc="0409000F" w:tentative="1">
-      <w:start w:val="1"/>
-      <w:numFmt w:val="decimal"/>
-      <w:lvlText w:val="%4."/>
-      <w:lvlJc w:val="left"/>
-      <w:pPr>
-        <w:ind w:left="2880" w:hanging="360"/>
-      </w:pPr>
-    </w:lvl>
-    <w:lvl w:ilvl="4" w:tplc="04090019" w:tentative="1">
-      <w:start w:val="1"/>
-      <w:numFmt w:val="lowerLetter"/>
-      <w:lvlText w:val="%5."/>
-      <w:lvlJc w:val="left"/>
-      <w:pPr>
-        <w:ind w:left="3600" w:hanging="360"/>
-      </w:pPr>
-    </w:lvl>
-    <w:lvl w:ilvl="5" w:tplc="0409001B" w:tentative="1">
-      <w:start w:val="1"/>
-      <w:numFmt w:val="lowerRoman"/>
-      <w:lvlText w:val="%6."/>
-      <w:lvlJc w:val="right"/>
-      <w:pPr>
-        <w:ind w:left="4320" w:hanging="180"/>
-      </w:pPr>
-    </w:lvl>
-    <w:lvl w:ilvl="6" w:tplc="0409000F" w:tentative="1">
-      <w:start w:val="1"/>
-      <w:numFmt w:val="decimal"/>
-      <w:lvlText w:val="%7."/>
-      <w:lvlJc w:val="left"/>
-      <w:pPr>
-        <w:ind w:left="5040" w:hanging="360"/>
-      </w:pPr>
-    </w:lvl>
-    <w:lvl w:ilvl="7" w:tplc="04090019" w:tentative="1">
-      <w:start w:val="1"/>
-      <w:numFmt w:val="lowerLetter"/>
-      <w:lvlText w:val="%8."/>
-      <w:lvlJc w:val="left"/>
-      <w:pPr>
-        <w:ind w:left="5760" w:hanging="360"/>
-      </w:pPr>
-    </w:lvl>
-    <w:lvl w:ilvl="8" w:tplc="0409001B" w:tentative="1">
-      <w:start w:val="1"/>
-      <w:numFmt w:val="lowerRoman"/>
-      <w:lvlText w:val="%9."/>
-      <w:lvlJc w:val="right"/>
-      <w:pPr>
-        <w:ind w:left="6480" w:hanging="180"/>
-      </w:pPr>
-    </w:lvl>
-  </w:abstractNum>
-  <w:abstractNum w:abstractNumId="5" w15:restartNumberingAfterBreak="0">
-    <w:nsid w:val="46A44212"/>
-    <w:multiLevelType w:val="hybridMultilevel"/>
-    <w:tmpl w:val="B42A62EC"/>
-    <w:lvl w:ilvl="0" w:tplc="F1341A0C">
-      <w:numFmt w:val="bullet"/>
-      <w:lvlText w:val="-"/>
-      <w:lvlJc w:val="left"/>
-      <w:pPr>
-        <w:ind w:left="720" w:hanging="360"/>
-      </w:pPr>
-      <w:rPr>
-        <w:rFonts w:ascii="Times New Roman" w:eastAsiaTheme="minorHAnsi" w:hAnsi="Times New Roman" w:cs="Times New Roman" w:hint="default"/>
-      </w:rPr>
-    </w:lvl>
-    <w:lvl w:ilvl="1" w:tplc="04090003" w:tentative="1">
-      <w:start w:val="1"/>
-      <w:numFmt w:val="bullet"/>
-      <w:lvlText w:val="o"/>
-      <w:lvlJc w:val="left"/>
-      <w:pPr>
-        <w:ind w:left="1440" w:hanging="360"/>
-      </w:pPr>
-      <w:rPr>
-        <w:rFonts w:ascii="Courier New" w:hAnsi="Courier New" w:cs="Courier New" w:hint="default"/>
-      </w:rPr>
-    </w:lvl>
-    <w:lvl w:ilvl="2" w:tplc="04090005" w:tentative="1">
-      <w:start w:val="1"/>
-      <w:numFmt w:val="bullet"/>
-      <w:lvlText w:val=""/>
-      <w:lvlJc w:val="left"/>
-      <w:pPr>
-        <w:ind w:left="2160" w:hanging="360"/>
-      </w:pPr>
-      <w:rPr>
-        <w:rFonts w:ascii="Wingdings" w:hAnsi="Wingdings" w:hint="default"/>
-      </w:rPr>
-    </w:lvl>
-    <w:lvl w:ilvl="3" w:tplc="04090001" w:tentative="1">
-      <w:start w:val="1"/>
-      <w:numFmt w:val="bullet"/>
-      <w:lvlText w:val=""/>
-      <w:lvlJc w:val="left"/>
-      <w:pPr>
-        <w:ind w:left="2880" w:hanging="360"/>
-      </w:pPr>
-      <w:rPr>
-        <w:rFonts w:ascii="Symbol" w:hAnsi="Symbol" w:hint="default"/>
-      </w:rPr>
-    </w:lvl>
-    <w:lvl w:ilvl="4" w:tplc="04090003" w:tentative="1">
-      <w:start w:val="1"/>
-      <w:numFmt w:val="bullet"/>
-      <w:lvlText w:val="o"/>
-      <w:lvlJc w:val="left"/>
-      <w:pPr>
-        <w:ind w:left="3600" w:hanging="360"/>
-      </w:pPr>
-      <w:rPr>
-        <w:rFonts w:ascii="Courier New" w:hAnsi="Courier New" w:cs="Courier New" w:hint="default"/>
-      </w:rPr>
-    </w:lvl>
-    <w:lvl w:ilvl="5" w:tplc="04090005" w:tentative="1">
-      <w:start w:val="1"/>
-      <w:numFmt w:val="bullet"/>
-      <w:lvlText w:val=""/>
-      <w:lvlJc w:val="left"/>
-      <w:pPr>
-        <w:ind w:left="4320" w:hanging="360"/>
-      </w:pPr>
-      <w:rPr>
-        <w:rFonts w:ascii="Wingdings" w:hAnsi="Wingdings" w:hint="default"/>
-      </w:rPr>
-    </w:lvl>
-    <w:lvl w:ilvl="6" w:tplc="04090001" w:tentative="1">
-      <w:start w:val="1"/>
-      <w:numFmt w:val="bullet"/>
-      <w:lvlText w:val=""/>
-      <w:lvlJc w:val="left"/>
-      <w:pPr>
-        <w:ind w:left="5040" w:hanging="360"/>
-      </w:pPr>
-      <w:rPr>
-        <w:rFonts w:ascii="Symbol" w:hAnsi="Symbol" w:hint="default"/>
-      </w:rPr>
-    </w:lvl>
-    <w:lvl w:ilvl="7" w:tplc="04090003" w:tentative="1">
-      <w:start w:val="1"/>
-      <w:numFmt w:val="bullet"/>
-      <w:lvlText w:val="o"/>
-      <w:lvlJc w:val="left"/>
-      <w:pPr>
-        <w:ind w:left="5760" w:hanging="360"/>
-      </w:pPr>
-      <w:rPr>
-        <w:rFonts w:ascii="Courier New" w:hAnsi="Courier New" w:cs="Courier New" w:hint="default"/>
-      </w:rPr>
-    </w:lvl>
-    <w:lvl w:ilvl="8" w:tplc="04090005" w:tentative="1">
-      <w:start w:val="1"/>
-      <w:numFmt w:val="bullet"/>
-      <w:lvlText w:val=""/>
-      <w:lvlJc w:val="left"/>
-      <w:pPr>
-        <w:ind w:left="6480" w:hanging="360"/>
-      </w:pPr>
-      <w:rPr>
-        <w:rFonts w:ascii="Wingdings" w:hAnsi="Wingdings" w:hint="default"/>
-      </w:rPr>
-    </w:lvl>
-  </w:abstractNum>
-  <w:abstractNum w:abstractNumId="6" w15:restartNumberingAfterBreak="0">
-    <w:nsid w:val="46EB5F37"/>
-    <w:multiLevelType w:val="hybridMultilevel"/>
-    <w:tmpl w:val="FC529674"/>
-    <w:lvl w:ilvl="0" w:tplc="0409000F">
-      <w:start w:val="1"/>
-      <w:numFmt w:val="decimal"/>
-      <w:lvlText w:val="%1."/>
-      <w:lvlJc w:val="left"/>
-      <w:pPr>
-        <w:ind w:left="720" w:hanging="360"/>
-      </w:pPr>
-    </w:lvl>
-    <w:lvl w:ilvl="1" w:tplc="04090019" w:tentative="1">
-      <w:start w:val="1"/>
-      <w:numFmt w:val="lowerLetter"/>
-      <w:lvlText w:val="%2."/>
-      <w:lvlJc w:val="left"/>
-      <w:pPr>
-        <w:ind w:left="1440" w:hanging="360"/>
-      </w:pPr>
-    </w:lvl>
-    <w:lvl w:ilvl="2" w:tplc="0409001B" w:tentative="1">
-      <w:start w:val="1"/>
-      <w:numFmt w:val="lowerRoman"/>
-      <w:lvlText w:val="%3."/>
-      <w:lvlJc w:val="right"/>
-      <w:pPr>
-        <w:ind w:left="2160" w:hanging="180"/>
-      </w:pPr>
-    </w:lvl>
-    <w:lvl w:ilvl="3" w:tplc="0409000F" w:tentative="1">
-      <w:start w:val="1"/>
-      <w:numFmt w:val="decimal"/>
-      <w:lvlText w:val="%4."/>
-      <w:lvlJc w:val="left"/>
-      <w:pPr>
-        <w:ind w:left="2880" w:hanging="360"/>
-      </w:pPr>
-    </w:lvl>
-    <w:lvl w:ilvl="4" w:tplc="04090019" w:tentative="1">
-      <w:start w:val="1"/>
-      <w:numFmt w:val="lowerLetter"/>
-      <w:lvlText w:val="%5."/>
-      <w:lvlJc w:val="left"/>
-      <w:pPr>
-        <w:ind w:left="3600" w:hanging="360"/>
-      </w:pPr>
-    </w:lvl>
-    <w:lvl w:ilvl="5" w:tplc="0409001B" w:tentative="1">
-      <w:start w:val="1"/>
-      <w:numFmt w:val="lowerRoman"/>
-      <w:lvlText w:val="%6."/>
-      <w:lvlJc w:val="right"/>
-      <w:pPr>
-        <w:ind w:left="4320" w:hanging="180"/>
-      </w:pPr>
-    </w:lvl>
-    <w:lvl w:ilvl="6" w:tplc="0409000F" w:tentative="1">
-      <w:start w:val="1"/>
-      <w:numFmt w:val="decimal"/>
-      <w:lvlText w:val="%7."/>
-      <w:lvlJc w:val="left"/>
-      <w:pPr>
-        <w:ind w:left="5040" w:hanging="360"/>
-      </w:pPr>
-    </w:lvl>
-    <w:lvl w:ilvl="7" w:tplc="04090019" w:tentative="1">
-      <w:start w:val="1"/>
-      <w:numFmt w:val="lowerLetter"/>
-      <w:lvlText w:val="%8."/>
-      <w:lvlJc w:val="left"/>
-      <w:pPr>
-        <w:ind w:left="5760" w:hanging="360"/>
-      </w:pPr>
-    </w:lvl>
-    <w:lvl w:ilvl="8" w:tplc="0409001B" w:tentative="1">
-      <w:start w:val="1"/>
-      <w:numFmt w:val="lowerRoman"/>
-      <w:lvlText w:val="%9."/>
-      <w:lvlJc w:val="right"/>
-      <w:pPr>
-        <w:ind w:left="6480" w:hanging="180"/>
-      </w:pPr>
-    </w:lvl>
-  </w:abstractNum>
-  <w:abstractNum w:abstractNumId="7" w15:restartNumberingAfterBreak="0">
-    <w:nsid w:val="4C0B0F73"/>
-    <w:multiLevelType w:val="hybridMultilevel"/>
-    <w:tmpl w:val="D438FFB4"/>
-    <w:lvl w:ilvl="0" w:tplc="04090001">
-      <w:start w:val="1"/>
-      <w:numFmt w:val="bullet"/>
-      <w:lvlText w:val=""/>
-      <w:lvlJc w:val="left"/>
-      <w:pPr>
-        <w:ind w:left="720" w:hanging="360"/>
-      </w:pPr>
-      <w:rPr>
-        <w:rFonts w:ascii="Symbol" w:hAnsi="Symbol" w:hint="default"/>
-      </w:rPr>
-    </w:lvl>
-    <w:lvl w:ilvl="1" w:tplc="04090003" w:tentative="1">
-      <w:start w:val="1"/>
-      <w:numFmt w:val="bullet"/>
-      <w:lvlText w:val="o"/>
-      <w:lvlJc w:val="left"/>
-      <w:pPr>
-        <w:ind w:left="1440" w:hanging="360"/>
-      </w:pPr>
-      <w:rPr>
-        <w:rFonts w:ascii="Courier New" w:hAnsi="Courier New" w:cs="Courier New" w:hint="default"/>
-      </w:rPr>
-    </w:lvl>
-    <w:lvl w:ilvl="2" w:tplc="04090005" w:tentative="1">
-      <w:start w:val="1"/>
-      <w:numFmt w:val="bullet"/>
-      <w:lvlText w:val=""/>
-      <w:lvlJc w:val="left"/>
-      <w:pPr>
-        <w:ind w:left="2160" w:hanging="360"/>
-      </w:pPr>
-      <w:rPr>
-        <w:rFonts w:ascii="Wingdings" w:hAnsi="Wingdings" w:hint="default"/>
-      </w:rPr>
-    </w:lvl>
-    <w:lvl w:ilvl="3" w:tplc="04090001" w:tentative="1">
-      <w:start w:val="1"/>
-      <w:numFmt w:val="bullet"/>
-      <w:lvlText w:val=""/>
-      <w:lvlJc w:val="left"/>
-      <w:pPr>
-        <w:ind w:left="2880" w:hanging="360"/>
-      </w:pPr>
-      <w:rPr>
-        <w:rFonts w:ascii="Symbol" w:hAnsi="Symbol" w:hint="default"/>
-      </w:rPr>
-    </w:lvl>
-    <w:lvl w:ilvl="4" w:tplc="04090003" w:tentative="1">
-      <w:start w:val="1"/>
-      <w:numFmt w:val="bullet"/>
-      <w:lvlText w:val="o"/>
-      <w:lvlJc w:val="left"/>
-      <w:pPr>
-        <w:ind w:left="3600" w:hanging="360"/>
-      </w:pPr>
-      <w:rPr>
-        <w:rFonts w:ascii="Courier New" w:hAnsi="Courier New" w:cs="Courier New" w:hint="default"/>
-      </w:rPr>
-    </w:lvl>
-    <w:lvl w:ilvl="5" w:tplc="04090005" w:tentative="1">
-      <w:start w:val="1"/>
-      <w:numFmt w:val="bullet"/>
-      <w:lvlText w:val=""/>
-      <w:lvlJc w:val="left"/>
-      <w:pPr>
-        <w:ind w:left="4320" w:hanging="360"/>
-      </w:pPr>
-      <w:rPr>
-        <w:rFonts w:ascii="Wingdings" w:hAnsi="Wingdings" w:hint="default"/>
-      </w:rPr>
-    </w:lvl>
-    <w:lvl w:ilvl="6" w:tplc="04090001" w:tentative="1">
-      <w:start w:val="1"/>
-      <w:numFmt w:val="bullet"/>
-      <w:lvlText w:val=""/>
-      <w:lvlJc w:val="left"/>
-      <w:pPr>
-        <w:ind w:left="5040" w:hanging="360"/>
-      </w:pPr>
-      <w:rPr>
-        <w:rFonts w:ascii="Symbol" w:hAnsi="Symbol" w:hint="default"/>
-      </w:rPr>
-    </w:lvl>
-    <w:lvl w:ilvl="7" w:tplc="04090003" w:tentative="1">
-      <w:start w:val="1"/>
-      <w:numFmt w:val="bullet"/>
-      <w:lvlText w:val="o"/>
-      <w:lvlJc w:val="left"/>
-      <w:pPr>
-        <w:ind w:left="5760" w:hanging="360"/>
-      </w:pPr>
-      <w:rPr>
-        <w:rFonts w:ascii="Courier New" w:hAnsi="Courier New" w:cs="Courier New" w:hint="default"/>
-      </w:rPr>
-    </w:lvl>
-    <w:lvl w:ilvl="8" w:tplc="04090005" w:tentative="1">
-      <w:start w:val="1"/>
-      <w:numFmt w:val="bullet"/>
-      <w:lvlText w:val=""/>
-      <w:lvlJc w:val="left"/>
-      <w:pPr>
-        <w:ind w:left="6480" w:hanging="360"/>
-      </w:pPr>
-      <w:rPr>
-        <w:rFonts w:ascii="Wingdings" w:hAnsi="Wingdings" w:hint="default"/>
-      </w:rPr>
-    </w:lvl>
-  </w:abstractNum>
-  <w:abstractNum w:abstractNumId="8" w15:restartNumberingAfterBreak="0">
-    <w:nsid w:val="686F2D3F"/>
-    <w:multiLevelType w:val="hybridMultilevel"/>
-    <w:tmpl w:val="E4CE448E"/>
-    <w:lvl w:ilvl="0" w:tplc="0409000F">
-      <w:start w:val="1"/>
-      <w:numFmt w:val="decimal"/>
-      <w:lvlText w:val="%1."/>
-      <w:lvlJc w:val="left"/>
-      <w:pPr>
-        <w:ind w:left="720" w:hanging="360"/>
-      </w:pPr>
-      <w:rPr>
-        <w:rFonts w:hint="default"/>
-      </w:rPr>
-    </w:lvl>
-    <w:lvl w:ilvl="1" w:tplc="04090019" w:tentative="1">
-      <w:start w:val="1"/>
-      <w:numFmt w:val="lowerLetter"/>
-      <w:lvlText w:val="%2."/>
-      <w:lvlJc w:val="left"/>
-      <w:pPr>
-        <w:ind w:left="1440" w:hanging="360"/>
-      </w:pPr>
-    </w:lvl>
-    <w:lvl w:ilvl="2" w:tplc="0409001B" w:tentative="1">
-      <w:start w:val="1"/>
-      <w:numFmt w:val="lowerRoman"/>
-      <w:lvlText w:val="%3."/>
-      <w:lvlJc w:val="right"/>
-      <w:pPr>
-        <w:ind w:left="2160" w:hanging="180"/>
-      </w:pPr>
-    </w:lvl>
-    <w:lvl w:ilvl="3" w:tplc="0409000F" w:tentative="1">
-      <w:start w:val="1"/>
-      <w:numFmt w:val="decimal"/>
-      <w:lvlText w:val="%4."/>
-      <w:lvlJc w:val="left"/>
-      <w:pPr>
-        <w:ind w:left="2880" w:hanging="360"/>
-      </w:pPr>
-    </w:lvl>
-    <w:lvl w:ilvl="4" w:tplc="04090019" w:tentative="1">
-      <w:start w:val="1"/>
-      <w:numFmt w:val="lowerLetter"/>
-      <w:lvlText w:val="%5."/>
-      <w:lvlJc w:val="left"/>
-      <w:pPr>
-        <w:ind w:left="3600" w:hanging="360"/>
-      </w:pPr>
-    </w:lvl>
-    <w:lvl w:ilvl="5" w:tplc="0409001B" w:tentative="1">
-      <w:start w:val="1"/>
-      <w:numFmt w:val="lowerRoman"/>
-      <w:lvlText w:val="%6."/>
-      <w:lvlJc w:val="right"/>
-      <w:pPr>
-        <w:ind w:left="4320" w:hanging="180"/>
-      </w:pPr>
-    </w:lvl>
-    <w:lvl w:ilvl="6" w:tplc="0409000F" w:tentative="1">
-      <w:start w:val="1"/>
-      <w:numFmt w:val="decimal"/>
-      <w:lvlText w:val="%7."/>
-      <w:lvlJc w:val="left"/>
-      <w:pPr>
-        <w:ind w:left="5040" w:hanging="360"/>
-      </w:pPr>
-    </w:lvl>
-    <w:lvl w:ilvl="7" w:tplc="04090019" w:tentative="1">
-      <w:start w:val="1"/>
-      <w:numFmt w:val="lowerLetter"/>
-      <w:lvlText w:val="%8."/>
-      <w:lvlJc w:val="left"/>
-      <w:pPr>
-        <w:ind w:left="5760" w:hanging="360"/>
-      </w:pPr>
-    </w:lvl>
-    <w:lvl w:ilvl="8" w:tplc="0409001B" w:tentative="1">
-      <w:start w:val="1"/>
-      <w:numFmt w:val="lowerRoman"/>
-      <w:lvlText w:val="%9."/>
-      <w:lvlJc w:val="right"/>
-      <w:pPr>
-        <w:ind w:left="6480" w:hanging="180"/>
-      </w:pPr>
-    </w:lvl>
-  </w:abstractNum>
-  <w:abstractNum w:abstractNumId="9" w15:restartNumberingAfterBreak="0">
-    <w:nsid w:val="6C833018"/>
-    <w:multiLevelType w:val="hybridMultilevel"/>
-    <w:tmpl w:val="1FD45FEA"/>
-    <w:lvl w:ilvl="0" w:tplc="FFFFFFFF">
-      <w:start w:val="1"/>
-      <w:numFmt w:val="decimal"/>
-      <w:lvlText w:val="%1."/>
-      <w:lvlJc w:val="left"/>
-      <w:pPr>
-        <w:ind w:left="720" w:hanging="360"/>
-      </w:pPr>
-      <w:rPr>
-        <w:rFonts w:hint="default"/>
-      </w:rPr>
-    </w:lvl>
-    <w:lvl w:ilvl="1" w:tplc="FFFFFFFF" w:tentative="1">
-      <w:start w:val="1"/>
-      <w:numFmt w:val="lowerLetter"/>
-      <w:lvlText w:val="%2."/>
-      <w:lvlJc w:val="left"/>
-      <w:pPr>
-        <w:ind w:left="1440" w:hanging="360"/>
-      </w:pPr>
-    </w:lvl>
-    <w:lvl w:ilvl="2" w:tplc="FFFFFFFF" w:tentative="1">
-      <w:start w:val="1"/>
-      <w:numFmt w:val="lowerRoman"/>
-      <w:lvlText w:val="%3."/>
-      <w:lvlJc w:val="right"/>
-      <w:pPr>
-        <w:ind w:left="2160" w:hanging="180"/>
-      </w:pPr>
-    </w:lvl>
-    <w:lvl w:ilvl="3" w:tplc="FFFFFFFF" w:tentative="1">
-      <w:start w:val="1"/>
-      <w:numFmt w:val="decimal"/>
-      <w:lvlText w:val="%4."/>
-      <w:lvlJc w:val="left"/>
-      <w:pPr>
-        <w:ind w:left="2880" w:hanging="360"/>
-      </w:pPr>
-    </w:lvl>
-    <w:lvl w:ilvl="4" w:tplc="FFFFFFFF" w:tentative="1">
-      <w:start w:val="1"/>
-      <w:numFmt w:val="lowerLetter"/>
-      <w:lvlText w:val="%5."/>
-      <w:lvlJc w:val="left"/>
-      <w:pPr>
-        <w:ind w:left="3600" w:hanging="360"/>
-      </w:pPr>
-    </w:lvl>
-    <w:lvl w:ilvl="5" w:tplc="FFFFFFFF" w:tentative="1">
-      <w:start w:val="1"/>
-      <w:numFmt w:val="lowerRoman"/>
-      <w:lvlText w:val="%6."/>
-      <w:lvlJc w:val="right"/>
-      <w:pPr>
-        <w:ind w:left="4320" w:hanging="180"/>
-      </w:pPr>
-    </w:lvl>
-    <w:lvl w:ilvl="6" w:tplc="FFFFFFFF" w:tentative="1">
-      <w:start w:val="1"/>
-      <w:numFmt w:val="decimal"/>
-      <w:lvlText w:val="%7."/>
-      <w:lvlJc w:val="left"/>
-      <w:pPr>
-        <w:ind w:left="5040" w:hanging="360"/>
-      </w:pPr>
-    </w:lvl>
-    <w:lvl w:ilvl="7" w:tplc="FFFFFFFF" w:tentative="1">
-      <w:start w:val="1"/>
-      <w:numFmt w:val="lowerLetter"/>
-      <w:lvlText w:val="%8."/>
-      <w:lvlJc w:val="left"/>
-      <w:pPr>
-        <w:ind w:left="5760" w:hanging="360"/>
-      </w:pPr>
-    </w:lvl>
-    <w:lvl w:ilvl="8" w:tplc="FFFFFFFF" w:tentative="1">
-      <w:start w:val="1"/>
-      <w:numFmt w:val="lowerRoman"/>
-      <w:lvlText w:val="%9."/>
-      <w:lvlJc w:val="right"/>
-      <w:pPr>
-        <w:ind w:left="6480" w:hanging="180"/>
-      </w:pPr>
-    </w:lvl>
-  </w:abstractNum>
-  <w:abstractNum w:abstractNumId="10" w15:restartNumberingAfterBreak="0">
-    <w:nsid w:val="7577240C"/>
-    <w:multiLevelType w:val="hybridMultilevel"/>
-    <w:tmpl w:val="4B768118"/>
-    <w:lvl w:ilvl="0" w:tplc="0409000F">
-      <w:start w:val="1"/>
-      <w:numFmt w:val="decimal"/>
-      <w:lvlText w:val="%1."/>
-      <w:lvlJc w:val="left"/>
-      <w:pPr>
-        <w:ind w:left="720" w:hanging="360"/>
-      </w:pPr>
-      <w:rPr>
-        <w:rFonts w:hint="default"/>
-      </w:rPr>
-    </w:lvl>
-    <w:lvl w:ilvl="1" w:tplc="FFFFFFFF" w:tentative="1">
-      <w:start w:val="1"/>
-      <w:numFmt w:val="bullet"/>
-      <w:lvlText w:val="o"/>
-      <w:lvlJc w:val="left"/>
-      <w:pPr>
-        <w:ind w:left="1440" w:hanging="360"/>
-      </w:pPr>
-      <w:rPr>
-        <w:rFonts w:ascii="Courier New" w:hAnsi="Courier New" w:cs="Courier New" w:hint="default"/>
-      </w:rPr>
-    </w:lvl>
-    <w:lvl w:ilvl="2" w:tplc="FFFFFFFF" w:tentative="1">
-      <w:start w:val="1"/>
-      <w:numFmt w:val="bullet"/>
-      <w:lvlText w:val=""/>
-      <w:lvlJc w:val="left"/>
-      <w:pPr>
-        <w:ind w:left="2160" w:hanging="360"/>
-      </w:pPr>
-      <w:rPr>
-        <w:rFonts w:ascii="Wingdings" w:hAnsi="Wingdings" w:hint="default"/>
-      </w:rPr>
-    </w:lvl>
-    <w:lvl w:ilvl="3" w:tplc="FFFFFFFF" w:tentative="1">
-      <w:start w:val="1"/>
-      <w:numFmt w:val="bullet"/>
-      <w:lvlText w:val=""/>
-      <w:lvlJc w:val="left"/>
-      <w:pPr>
-        <w:ind w:left="2880" w:hanging="360"/>
-      </w:pPr>
-      <w:rPr>
-        <w:rFonts w:ascii="Symbol" w:hAnsi="Symbol" w:hint="default"/>
-      </w:rPr>
-    </w:lvl>
-    <w:lvl w:ilvl="4" w:tplc="FFFFFFFF" w:tentative="1">
-      <w:start w:val="1"/>
-      <w:numFmt w:val="bullet"/>
-      <w:lvlText w:val="o"/>
-      <w:lvlJc w:val="left"/>
-      <w:pPr>
-        <w:ind w:left="3600" w:hanging="360"/>
-      </w:pPr>
-      <w:rPr>
-        <w:rFonts w:ascii="Courier New" w:hAnsi="Courier New" w:cs="Courier New" w:hint="default"/>
-      </w:rPr>
-    </w:lvl>
-    <w:lvl w:ilvl="5" w:tplc="FFFFFFFF" w:tentative="1">
-      <w:start w:val="1"/>
-      <w:numFmt w:val="bullet"/>
-      <w:lvlText w:val=""/>
-      <w:lvlJc w:val="left"/>
-      <w:pPr>
-        <w:ind w:left="4320" w:hanging="360"/>
-      </w:pPr>
-      <w:rPr>
-        <w:rFonts w:ascii="Wingdings" w:hAnsi="Wingdings" w:hint="default"/>
-      </w:rPr>
-    </w:lvl>
-    <w:lvl w:ilvl="6" w:tplc="FFFFFFFF" w:tentative="1">
-      <w:start w:val="1"/>
-      <w:numFmt w:val="bullet"/>
-      <w:lvlText w:val=""/>
-      <w:lvlJc w:val="left"/>
-      <w:pPr>
-        <w:ind w:left="5040" w:hanging="360"/>
-      </w:pPr>
-      <w:rPr>
-        <w:rFonts w:ascii="Symbol" w:hAnsi="Symbol" w:hint="default"/>
-      </w:rPr>
-    </w:lvl>
-    <w:lvl w:ilvl="7" w:tplc="FFFFFFFF" w:tentative="1">
-      <w:start w:val="1"/>
-      <w:numFmt w:val="bullet"/>
-      <w:lvlText w:val="o"/>
-      <w:lvlJc w:val="left"/>
-      <w:pPr>
-        <w:ind w:left="5760" w:hanging="360"/>
-      </w:pPr>
-      <w:rPr>
-        <w:rFonts w:ascii="Courier New" w:hAnsi="Courier New" w:cs="Courier New" w:hint="default"/>
-      </w:rPr>
-    </w:lvl>
-    <w:lvl w:ilvl="8" w:tplc="FFFFFFFF" w:tentative="1">
-      <w:start w:val="1"/>
-      <w:numFmt w:val="bullet"/>
-      <w:lvlText w:val=""/>
-      <w:lvlJc w:val="left"/>
-      <w:pPr>
-        <w:ind w:left="6480" w:hanging="360"/>
-      </w:pPr>
-      <w:rPr>
-        <w:rFonts w:ascii="Wingdings" w:hAnsi="Wingdings" w:hint="default"/>
-      </w:rPr>
-    </w:lvl>
-  </w:abstractNum>
-  <w:num w:numId="1" w16cid:durableId="1521703667">
-    <w:abstractNumId w:val="5"/>
-  </w:num>
-  <w:num w:numId="2" w16cid:durableId="1192451426">
-    <w:abstractNumId w:val="6"/>
-  </w:num>
-  <w:num w:numId="3" w16cid:durableId="1769034931">
-    <w:abstractNumId w:val="2"/>
-  </w:num>
-  <w:num w:numId="4" w16cid:durableId="959531810">
-    <w:abstractNumId w:val="9"/>
-  </w:num>
-  <w:num w:numId="5" w16cid:durableId="893854713">
-    <w:abstractNumId w:val="4"/>
-  </w:num>
-  <w:num w:numId="6" w16cid:durableId="985860105">
-    <w:abstractNumId w:val="8"/>
-  </w:num>
-  <w:num w:numId="7" w16cid:durableId="504787989">
-    <w:abstractNumId w:val="10"/>
-  </w:num>
-  <w:num w:numId="8" w16cid:durableId="1329793199">
-    <w:abstractNumId w:val="7"/>
-  </w:num>
-  <w:num w:numId="9" w16cid:durableId="1556307968">
-    <w:abstractNumId w:val="3"/>
-  </w:num>
-  <w:num w:numId="10" w16cid:durableId="1896315835">
-    <w:abstractNumId w:val="1"/>
-  </w:num>
-  <w:num w:numId="11" w16cid:durableId="1482652443">
-    <w:abstractNumId w:val="0"/>
-  </w:num>
-</w:numbering>
 </file>
 
 <file path=word/styles.xml><?xml version="1.0" encoding="utf-8"?>
@@ -3670,13 +2032,13 @@
         <w:kern w:val="2"/>
         <w:sz w:val="22"/>
         <w:szCs w:val="22"/>
-        <w:lang w:val="en-US" w:eastAsia="en-US" w:bidi="ar-SA"/>
+        <w:lang w:val="vi-VN" w:eastAsia="en-US" w:bidi="ar-SA"/>
         <w14:ligatures w14:val="standardContextual"/>
       </w:rPr>
     </w:rPrDefault>
     <w:pPrDefault>
       <w:pPr>
-        <w:spacing w:after="200" w:line="276" w:lineRule="auto"/>
+        <w:spacing w:after="160" w:line="259" w:lineRule="auto"/>
       </w:pPr>
     </w:pPrDefault>
   </w:docDefaults>
@@ -4061,10 +2423,14 @@
   <w:style w:type="paragraph" w:default="1" w:styleId="Normal">
     <w:name w:val="Normal"/>
     <w:qFormat/>
-    <w:rsid w:val="00274575"/>
+    <w:rsid w:val="00CD1BE3"/>
+    <w:pPr>
+      <w:spacing w:after="200" w:line="276" w:lineRule="auto"/>
+    </w:pPr>
     <w:rPr>
       <w:rFonts w:ascii="Times New Roman" w:hAnsi="Times New Roman"/>
       <w:sz w:val="26"/>
+      <w:lang w:val="en-US"/>
     </w:rPr>
   </w:style>
   <w:style w:type="paragraph" w:styleId="Heading1">
@@ -4074,19 +2440,19 @@
     <w:link w:val="Heading1Char"/>
     <w:uiPriority w:val="9"/>
     <w:qFormat/>
-    <w:rsid w:val="006413C3"/>
+    <w:rsid w:val="00CD1BE3"/>
     <w:pPr>
       <w:keepNext/>
       <w:keepLines/>
-      <w:spacing w:before="360" w:after="80" w:line="480" w:lineRule="auto"/>
-      <w:jc w:val="center"/>
+      <w:spacing w:before="360" w:after="80" w:line="259" w:lineRule="auto"/>
       <w:outlineLvl w:val="0"/>
     </w:pPr>
     <w:rPr>
-      <w:rFonts w:eastAsiaTheme="majorEastAsia" w:cstheme="majorBidi"/>
-      <w:b/>
-      <w:sz w:val="32"/>
+      <w:rFonts w:asciiTheme="majorHAnsi" w:eastAsiaTheme="majorEastAsia" w:hAnsiTheme="majorHAnsi" w:cstheme="majorBidi"/>
+      <w:color w:val="2F5496" w:themeColor="accent1" w:themeShade="BF"/>
+      <w:sz w:val="40"/>
       <w:szCs w:val="40"/>
+      <w:lang w:val="vi-VN"/>
     </w:rPr>
   </w:style>
   <w:style w:type="paragraph" w:styleId="Heading2">
@@ -4095,20 +2461,22 @@
     <w:next w:val="Normal"/>
     <w:link w:val="Heading2Char"/>
     <w:uiPriority w:val="9"/>
+    <w:semiHidden/>
     <w:unhideWhenUsed/>
     <w:qFormat/>
-    <w:rsid w:val="00932A66"/>
+    <w:rsid w:val="00CD1BE3"/>
     <w:pPr>
       <w:keepNext/>
       <w:keepLines/>
-      <w:spacing w:before="160" w:after="80"/>
+      <w:spacing w:before="160" w:after="80" w:line="259" w:lineRule="auto"/>
       <w:outlineLvl w:val="1"/>
     </w:pPr>
     <w:rPr>
-      <w:rFonts w:eastAsiaTheme="majorEastAsia" w:cstheme="majorBidi"/>
-      <w:b/>
-      <w:sz w:val="30"/>
+      <w:rFonts w:asciiTheme="majorHAnsi" w:eastAsiaTheme="majorEastAsia" w:hAnsiTheme="majorHAnsi" w:cstheme="majorBidi"/>
+      <w:color w:val="2F5496" w:themeColor="accent1" w:themeShade="BF"/>
+      <w:sz w:val="32"/>
       <w:szCs w:val="32"/>
+      <w:lang w:val="vi-VN"/>
     </w:rPr>
   </w:style>
   <w:style w:type="paragraph" w:styleId="Heading3">
@@ -4117,20 +2485,22 @@
     <w:next w:val="Normal"/>
     <w:link w:val="Heading3Char"/>
     <w:uiPriority w:val="9"/>
+    <w:semiHidden/>
     <w:unhideWhenUsed/>
     <w:qFormat/>
-    <w:rsid w:val="00AA5AD0"/>
+    <w:rsid w:val="00CD1BE3"/>
     <w:pPr>
       <w:keepNext/>
       <w:keepLines/>
-      <w:spacing w:before="160" w:after="80"/>
+      <w:spacing w:before="160" w:after="80" w:line="259" w:lineRule="auto"/>
       <w:outlineLvl w:val="2"/>
     </w:pPr>
     <w:rPr>
-      <w:rFonts w:eastAsiaTheme="majorEastAsia" w:cstheme="majorBidi"/>
-      <w:b/>
+      <w:rFonts w:asciiTheme="minorHAnsi" w:eastAsiaTheme="majorEastAsia" w:hAnsiTheme="minorHAnsi" w:cstheme="majorBidi"/>
+      <w:color w:val="2F5496" w:themeColor="accent1" w:themeShade="BF"/>
       <w:sz w:val="28"/>
       <w:szCs w:val="28"/>
+      <w:lang w:val="vi-VN"/>
     </w:rPr>
   </w:style>
   <w:style w:type="paragraph" w:styleId="Heading4">
@@ -4142,18 +2512,20 @@
     <w:semiHidden/>
     <w:unhideWhenUsed/>
     <w:qFormat/>
-    <w:rsid w:val="003300AD"/>
+    <w:rsid w:val="00CD1BE3"/>
     <w:pPr>
       <w:keepNext/>
       <w:keepLines/>
-      <w:spacing w:before="80" w:after="40"/>
+      <w:spacing w:before="80" w:after="40" w:line="259" w:lineRule="auto"/>
       <w:outlineLvl w:val="3"/>
     </w:pPr>
     <w:rPr>
-      <w:rFonts w:eastAsiaTheme="majorEastAsia" w:cstheme="majorBidi"/>
+      <w:rFonts w:asciiTheme="minorHAnsi" w:eastAsiaTheme="majorEastAsia" w:hAnsiTheme="minorHAnsi" w:cstheme="majorBidi"/>
       <w:i/>
       <w:iCs/>
-      <w:color w:val="0F4761" w:themeColor="accent1" w:themeShade="BF"/>
+      <w:color w:val="2F5496" w:themeColor="accent1" w:themeShade="BF"/>
+      <w:sz w:val="22"/>
+      <w:lang w:val="vi-VN"/>
     </w:rPr>
   </w:style>
   <w:style w:type="paragraph" w:styleId="Heading5">
@@ -4165,16 +2537,18 @@
     <w:semiHidden/>
     <w:unhideWhenUsed/>
     <w:qFormat/>
-    <w:rsid w:val="003300AD"/>
+    <w:rsid w:val="00CD1BE3"/>
     <w:pPr>
       <w:keepNext/>
       <w:keepLines/>
-      <w:spacing w:before="80" w:after="40"/>
+      <w:spacing w:before="80" w:after="40" w:line="259" w:lineRule="auto"/>
       <w:outlineLvl w:val="4"/>
     </w:pPr>
     <w:rPr>
-      <w:rFonts w:eastAsiaTheme="majorEastAsia" w:cstheme="majorBidi"/>
-      <w:color w:val="0F4761" w:themeColor="accent1" w:themeShade="BF"/>
+      <w:rFonts w:asciiTheme="minorHAnsi" w:eastAsiaTheme="majorEastAsia" w:hAnsiTheme="minorHAnsi" w:cstheme="majorBidi"/>
+      <w:color w:val="2F5496" w:themeColor="accent1" w:themeShade="BF"/>
+      <w:sz w:val="22"/>
+      <w:lang w:val="vi-VN"/>
     </w:rPr>
   </w:style>
   <w:style w:type="paragraph" w:styleId="Heading6">
@@ -4186,18 +2560,20 @@
     <w:semiHidden/>
     <w:unhideWhenUsed/>
     <w:qFormat/>
-    <w:rsid w:val="003300AD"/>
+    <w:rsid w:val="00CD1BE3"/>
     <w:pPr>
       <w:keepNext/>
       <w:keepLines/>
-      <w:spacing w:before="40" w:after="0"/>
+      <w:spacing w:before="40" w:after="0" w:line="259" w:lineRule="auto"/>
       <w:outlineLvl w:val="5"/>
     </w:pPr>
     <w:rPr>
-      <w:rFonts w:eastAsiaTheme="majorEastAsia" w:cstheme="majorBidi"/>
+      <w:rFonts w:asciiTheme="minorHAnsi" w:eastAsiaTheme="majorEastAsia" w:hAnsiTheme="minorHAnsi" w:cstheme="majorBidi"/>
       <w:i/>
       <w:iCs/>
       <w:color w:val="595959" w:themeColor="text1" w:themeTint="A6"/>
+      <w:sz w:val="22"/>
+      <w:lang w:val="vi-VN"/>
     </w:rPr>
   </w:style>
   <w:style w:type="paragraph" w:styleId="Heading7">
@@ -4209,16 +2585,18 @@
     <w:semiHidden/>
     <w:unhideWhenUsed/>
     <w:qFormat/>
-    <w:rsid w:val="003300AD"/>
+    <w:rsid w:val="00CD1BE3"/>
     <w:pPr>
       <w:keepNext/>
       <w:keepLines/>
-      <w:spacing w:before="40" w:after="0"/>
+      <w:spacing w:before="40" w:after="0" w:line="259" w:lineRule="auto"/>
       <w:outlineLvl w:val="6"/>
     </w:pPr>
     <w:rPr>
-      <w:rFonts w:eastAsiaTheme="majorEastAsia" w:cstheme="majorBidi"/>
+      <w:rFonts w:asciiTheme="minorHAnsi" w:eastAsiaTheme="majorEastAsia" w:hAnsiTheme="minorHAnsi" w:cstheme="majorBidi"/>
       <w:color w:val="595959" w:themeColor="text1" w:themeTint="A6"/>
+      <w:sz w:val="22"/>
+      <w:lang w:val="vi-VN"/>
     </w:rPr>
   </w:style>
   <w:style w:type="paragraph" w:styleId="Heading8">
@@ -4230,18 +2608,20 @@
     <w:semiHidden/>
     <w:unhideWhenUsed/>
     <w:qFormat/>
-    <w:rsid w:val="003300AD"/>
+    <w:rsid w:val="00CD1BE3"/>
     <w:pPr>
       <w:keepNext/>
       <w:keepLines/>
-      <w:spacing w:after="0"/>
+      <w:spacing w:after="0" w:line="259" w:lineRule="auto"/>
       <w:outlineLvl w:val="7"/>
     </w:pPr>
     <w:rPr>
-      <w:rFonts w:eastAsiaTheme="majorEastAsia" w:cstheme="majorBidi"/>
+      <w:rFonts w:asciiTheme="minorHAnsi" w:eastAsiaTheme="majorEastAsia" w:hAnsiTheme="minorHAnsi" w:cstheme="majorBidi"/>
       <w:i/>
       <w:iCs/>
       <w:color w:val="272727" w:themeColor="text1" w:themeTint="D8"/>
+      <w:sz w:val="22"/>
+      <w:lang w:val="vi-VN"/>
     </w:rPr>
   </w:style>
   <w:style w:type="paragraph" w:styleId="Heading9">
@@ -4253,21 +2633,24 @@
     <w:semiHidden/>
     <w:unhideWhenUsed/>
     <w:qFormat/>
-    <w:rsid w:val="003300AD"/>
+    <w:rsid w:val="00CD1BE3"/>
     <w:pPr>
       <w:keepNext/>
       <w:keepLines/>
-      <w:spacing w:after="0"/>
+      <w:spacing w:after="0" w:line="259" w:lineRule="auto"/>
       <w:outlineLvl w:val="8"/>
     </w:pPr>
     <w:rPr>
-      <w:rFonts w:eastAsiaTheme="majorEastAsia" w:cstheme="majorBidi"/>
+      <w:rFonts w:asciiTheme="minorHAnsi" w:eastAsiaTheme="majorEastAsia" w:hAnsiTheme="minorHAnsi" w:cstheme="majorBidi"/>
       <w:color w:val="272727" w:themeColor="text1" w:themeTint="D8"/>
+      <w:sz w:val="22"/>
+      <w:lang w:val="vi-VN"/>
     </w:rPr>
   </w:style>
   <w:style w:type="character" w:default="1" w:styleId="DefaultParagraphFont">
     <w:name w:val="Default Paragraph Font"/>
     <w:uiPriority w:val="1"/>
+    <w:semiHidden/>
     <w:unhideWhenUsed/>
   </w:style>
   <w:style w:type="table" w:default="1" w:styleId="TableNormal">
@@ -4296,11 +2679,11 @@
     <w:basedOn w:val="DefaultParagraphFont"/>
     <w:link w:val="Heading1"/>
     <w:uiPriority w:val="9"/>
-    <w:rsid w:val="006413C3"/>
-    <w:rPr>
-      <w:rFonts w:ascii="Times New Roman" w:eastAsiaTheme="majorEastAsia" w:hAnsi="Times New Roman" w:cstheme="majorBidi"/>
-      <w:b/>
-      <w:sz w:val="32"/>
+    <w:rsid w:val="00CD1BE3"/>
+    <w:rPr>
+      <w:rFonts w:asciiTheme="majorHAnsi" w:eastAsiaTheme="majorEastAsia" w:hAnsiTheme="majorHAnsi" w:cstheme="majorBidi"/>
+      <w:color w:val="2F5496" w:themeColor="accent1" w:themeShade="BF"/>
+      <w:sz w:val="40"/>
       <w:szCs w:val="40"/>
     </w:rPr>
   </w:style>
@@ -4309,11 +2692,12 @@
     <w:basedOn w:val="DefaultParagraphFont"/>
     <w:link w:val="Heading2"/>
     <w:uiPriority w:val="9"/>
-    <w:rsid w:val="00932A66"/>
-    <w:rPr>
-      <w:rFonts w:ascii="Times New Roman" w:eastAsiaTheme="majorEastAsia" w:hAnsi="Times New Roman" w:cstheme="majorBidi"/>
-      <w:b/>
-      <w:sz w:val="30"/>
+    <w:semiHidden/>
+    <w:rsid w:val="00CD1BE3"/>
+    <w:rPr>
+      <w:rFonts w:asciiTheme="majorHAnsi" w:eastAsiaTheme="majorEastAsia" w:hAnsiTheme="majorHAnsi" w:cstheme="majorBidi"/>
+      <w:color w:val="2F5496" w:themeColor="accent1" w:themeShade="BF"/>
+      <w:sz w:val="32"/>
       <w:szCs w:val="32"/>
     </w:rPr>
   </w:style>
@@ -4322,10 +2706,11 @@
     <w:basedOn w:val="DefaultParagraphFont"/>
     <w:link w:val="Heading3"/>
     <w:uiPriority w:val="9"/>
-    <w:rsid w:val="00AA5AD0"/>
-    <w:rPr>
-      <w:rFonts w:ascii="Times New Roman" w:eastAsiaTheme="majorEastAsia" w:hAnsi="Times New Roman" w:cstheme="majorBidi"/>
-      <w:b/>
+    <w:semiHidden/>
+    <w:rsid w:val="00CD1BE3"/>
+    <w:rPr>
+      <w:rFonts w:eastAsiaTheme="majorEastAsia" w:cstheme="majorBidi"/>
+      <w:color w:val="2F5496" w:themeColor="accent1" w:themeShade="BF"/>
       <w:sz w:val="28"/>
       <w:szCs w:val="28"/>
     </w:rPr>
@@ -4336,12 +2721,12 @@
     <w:link w:val="Heading4"/>
     <w:uiPriority w:val="9"/>
     <w:semiHidden/>
-    <w:rsid w:val="003300AD"/>
+    <w:rsid w:val="00CD1BE3"/>
     <w:rPr>
       <w:rFonts w:eastAsiaTheme="majorEastAsia" w:cstheme="majorBidi"/>
       <w:i/>
       <w:iCs/>
-      <w:color w:val="0F4761" w:themeColor="accent1" w:themeShade="BF"/>
+      <w:color w:val="2F5496" w:themeColor="accent1" w:themeShade="BF"/>
     </w:rPr>
   </w:style>
   <w:style w:type="character" w:customStyle="1" w:styleId="Heading5Char">
@@ -4350,10 +2735,10 @@
     <w:link w:val="Heading5"/>
     <w:uiPriority w:val="9"/>
     <w:semiHidden/>
-    <w:rsid w:val="003300AD"/>
+    <w:rsid w:val="00CD1BE3"/>
     <w:rPr>
       <w:rFonts w:eastAsiaTheme="majorEastAsia" w:cstheme="majorBidi"/>
-      <w:color w:val="0F4761" w:themeColor="accent1" w:themeShade="BF"/>
+      <w:color w:val="2F5496" w:themeColor="accent1" w:themeShade="BF"/>
     </w:rPr>
   </w:style>
   <w:style w:type="character" w:customStyle="1" w:styleId="Heading6Char">
@@ -4362,7 +2747,7 @@
     <w:link w:val="Heading6"/>
     <w:uiPriority w:val="9"/>
     <w:semiHidden/>
-    <w:rsid w:val="003300AD"/>
+    <w:rsid w:val="00CD1BE3"/>
     <w:rPr>
       <w:rFonts w:eastAsiaTheme="majorEastAsia" w:cstheme="majorBidi"/>
       <w:i/>
@@ -4376,7 +2761,7 @@
     <w:link w:val="Heading7"/>
     <w:uiPriority w:val="9"/>
     <w:semiHidden/>
-    <w:rsid w:val="003300AD"/>
+    <w:rsid w:val="00CD1BE3"/>
     <w:rPr>
       <w:rFonts w:eastAsiaTheme="majorEastAsia" w:cstheme="majorBidi"/>
       <w:color w:val="595959" w:themeColor="text1" w:themeTint="A6"/>
@@ -4388,7 +2773,7 @@
     <w:link w:val="Heading8"/>
     <w:uiPriority w:val="9"/>
     <w:semiHidden/>
-    <w:rsid w:val="003300AD"/>
+    <w:rsid w:val="00CD1BE3"/>
     <w:rPr>
       <w:rFonts w:eastAsiaTheme="majorEastAsia" w:cstheme="majorBidi"/>
       <w:i/>
@@ -4402,7 +2787,7 @@
     <w:link w:val="Heading9"/>
     <w:uiPriority w:val="9"/>
     <w:semiHidden/>
-    <w:rsid w:val="003300AD"/>
+    <w:rsid w:val="00CD1BE3"/>
     <w:rPr>
       <w:rFonts w:eastAsiaTheme="majorEastAsia" w:cstheme="majorBidi"/>
       <w:color w:val="272727" w:themeColor="text1" w:themeTint="D8"/>
@@ -4415,16 +2800,18 @@
     <w:link w:val="TitleChar"/>
     <w:uiPriority w:val="10"/>
     <w:qFormat/>
-    <w:rsid w:val="00085E3C"/>
+    <w:rsid w:val="00CD1BE3"/>
     <w:pPr>
-      <w:jc w:val="center"/>
+      <w:spacing w:after="80" w:line="240" w:lineRule="auto"/>
+      <w:contextualSpacing/>
     </w:pPr>
     <w:rPr>
-      <w:rFonts w:cs="Times New Roman"/>
-      <w:b/>
-      <w:bCs/>
-      <w:sz w:val="36"/>
-      <w:szCs w:val="36"/>
+      <w:rFonts w:asciiTheme="majorHAnsi" w:eastAsiaTheme="majorEastAsia" w:hAnsiTheme="majorHAnsi" w:cstheme="majorBidi"/>
+      <w:spacing w:val="-10"/>
+      <w:kern w:val="28"/>
+      <w:sz w:val="56"/>
+      <w:szCs w:val="56"/>
+      <w:lang w:val="vi-VN"/>
     </w:rPr>
   </w:style>
   <w:style w:type="character" w:customStyle="1" w:styleId="TitleChar">
@@ -4432,13 +2819,13 @@
     <w:basedOn w:val="DefaultParagraphFont"/>
     <w:link w:val="Title"/>
     <w:uiPriority w:val="10"/>
-    <w:rsid w:val="00085E3C"/>
-    <w:rPr>
-      <w:rFonts w:ascii="Times New Roman" w:hAnsi="Times New Roman" w:cs="Times New Roman"/>
-      <w:b/>
-      <w:bCs/>
-      <w:sz w:val="36"/>
-      <w:szCs w:val="36"/>
+    <w:rsid w:val="00CD1BE3"/>
+    <w:rPr>
+      <w:rFonts w:asciiTheme="majorHAnsi" w:eastAsiaTheme="majorEastAsia" w:hAnsiTheme="majorHAnsi" w:cstheme="majorBidi"/>
+      <w:spacing w:val="-10"/>
+      <w:kern w:val="28"/>
+      <w:sz w:val="56"/>
+      <w:szCs w:val="56"/>
     </w:rPr>
   </w:style>
   <w:style w:type="paragraph" w:styleId="Subtitle">
@@ -4448,18 +2835,20 @@
     <w:link w:val="SubtitleChar"/>
     <w:uiPriority w:val="11"/>
     <w:qFormat/>
-    <w:rsid w:val="003300AD"/>
+    <w:rsid w:val="00CD1BE3"/>
     <w:pPr>
       <w:numPr>
         <w:ilvl w:val="1"/>
       </w:numPr>
+      <w:spacing w:after="160" w:line="259" w:lineRule="auto"/>
     </w:pPr>
     <w:rPr>
-      <w:rFonts w:eastAsiaTheme="majorEastAsia" w:cstheme="majorBidi"/>
+      <w:rFonts w:asciiTheme="minorHAnsi" w:eastAsiaTheme="majorEastAsia" w:hAnsiTheme="minorHAnsi" w:cstheme="majorBidi"/>
       <w:color w:val="595959" w:themeColor="text1" w:themeTint="A6"/>
       <w:spacing w:val="15"/>
       <w:sz w:val="28"/>
       <w:szCs w:val="28"/>
+      <w:lang w:val="vi-VN"/>
     </w:rPr>
   </w:style>
   <w:style w:type="character" w:customStyle="1" w:styleId="SubtitleChar">
@@ -4467,7 +2856,7 @@
     <w:basedOn w:val="DefaultParagraphFont"/>
     <w:link w:val="Subtitle"/>
     <w:uiPriority w:val="11"/>
-    <w:rsid w:val="003300AD"/>
+    <w:rsid w:val="00CD1BE3"/>
     <w:rPr>
       <w:rFonts w:eastAsiaTheme="majorEastAsia" w:cstheme="majorBidi"/>
       <w:color w:val="595959" w:themeColor="text1" w:themeTint="A6"/>
@@ -4483,15 +2872,18 @@
     <w:link w:val="QuoteChar"/>
     <w:uiPriority w:val="29"/>
     <w:qFormat/>
-    <w:rsid w:val="003300AD"/>
+    <w:rsid w:val="00CD1BE3"/>
     <w:pPr>
-      <w:spacing w:before="160"/>
+      <w:spacing w:before="160" w:after="160" w:line="259" w:lineRule="auto"/>
       <w:jc w:val="center"/>
     </w:pPr>
     <w:rPr>
+      <w:rFonts w:asciiTheme="minorHAnsi" w:hAnsiTheme="minorHAnsi"/>
       <w:i/>
       <w:iCs/>
       <w:color w:val="404040" w:themeColor="text1" w:themeTint="BF"/>
+      <w:sz w:val="22"/>
+      <w:lang w:val="vi-VN"/>
     </w:rPr>
   </w:style>
   <w:style w:type="character" w:customStyle="1" w:styleId="QuoteChar">
@@ -4499,7 +2891,7 @@
     <w:basedOn w:val="DefaultParagraphFont"/>
     <w:link w:val="Quote"/>
     <w:uiPriority w:val="29"/>
-    <w:rsid w:val="003300AD"/>
+    <w:rsid w:val="00CD1BE3"/>
     <w:rPr>
       <w:i/>
       <w:iCs/>
@@ -4511,22 +2903,28 @@
     <w:basedOn w:val="Normal"/>
     <w:uiPriority w:val="34"/>
     <w:qFormat/>
-    <w:rsid w:val="003300AD"/>
+    <w:rsid w:val="00CD1BE3"/>
     <w:pPr>
+      <w:spacing w:after="160" w:line="259" w:lineRule="auto"/>
       <w:ind w:left="720"/>
       <w:contextualSpacing/>
     </w:pPr>
+    <w:rPr>
+      <w:rFonts w:asciiTheme="minorHAnsi" w:hAnsiTheme="minorHAnsi"/>
+      <w:sz w:val="22"/>
+      <w:lang w:val="vi-VN"/>
+    </w:rPr>
   </w:style>
   <w:style w:type="character" w:styleId="IntenseEmphasis">
     <w:name w:val="Intense Emphasis"/>
     <w:basedOn w:val="DefaultParagraphFont"/>
     <w:uiPriority w:val="21"/>
     <w:qFormat/>
-    <w:rsid w:val="003300AD"/>
+    <w:rsid w:val="00CD1BE3"/>
     <w:rPr>
       <w:i/>
       <w:iCs/>
-      <w:color w:val="0F4761" w:themeColor="accent1" w:themeShade="BF"/>
+      <w:color w:val="2F5496" w:themeColor="accent1" w:themeShade="BF"/>
     </w:rPr>
   </w:style>
   <w:style w:type="paragraph" w:styleId="IntenseQuote">
@@ -4536,20 +2934,23 @@
     <w:link w:val="IntenseQuoteChar"/>
     <w:uiPriority w:val="30"/>
     <w:qFormat/>
-    <w:rsid w:val="003300AD"/>
+    <w:rsid w:val="00CD1BE3"/>
     <w:pPr>
       <w:pBdr>
-        <w:top w:val="single" w:sz="4" w:space="10" w:color="0F4761" w:themeColor="accent1" w:themeShade="BF"/>
-        <w:bottom w:val="single" w:sz="4" w:space="10" w:color="0F4761" w:themeColor="accent1" w:themeShade="BF"/>
+        <w:top w:val="single" w:sz="4" w:space="10" w:color="2F5496" w:themeColor="accent1" w:themeShade="BF"/>
+        <w:bottom w:val="single" w:sz="4" w:space="10" w:color="2F5496" w:themeColor="accent1" w:themeShade="BF"/>
       </w:pBdr>
-      <w:spacing w:before="360" w:after="360"/>
+      <w:spacing w:before="360" w:after="360" w:line="259" w:lineRule="auto"/>
       <w:ind w:left="864" w:right="864"/>
       <w:jc w:val="center"/>
     </w:pPr>
     <w:rPr>
+      <w:rFonts w:asciiTheme="minorHAnsi" w:hAnsiTheme="minorHAnsi"/>
       <w:i/>
       <w:iCs/>
-      <w:color w:val="0F4761" w:themeColor="accent1" w:themeShade="BF"/>
+      <w:color w:val="2F5496" w:themeColor="accent1" w:themeShade="BF"/>
+      <w:sz w:val="22"/>
+      <w:lang w:val="vi-VN"/>
     </w:rPr>
   </w:style>
   <w:style w:type="character" w:customStyle="1" w:styleId="IntenseQuoteChar">
@@ -4557,11 +2958,11 @@
     <w:basedOn w:val="DefaultParagraphFont"/>
     <w:link w:val="IntenseQuote"/>
     <w:uiPriority w:val="30"/>
-    <w:rsid w:val="003300AD"/>
+    <w:rsid w:val="00CD1BE3"/>
     <w:rPr>
       <w:i/>
       <w:iCs/>
-      <w:color w:val="0F4761" w:themeColor="accent1" w:themeShade="BF"/>
+      <w:color w:val="2F5496" w:themeColor="accent1" w:themeShade="BF"/>
     </w:rPr>
   </w:style>
   <w:style w:type="character" w:styleId="IntenseReference">
@@ -4569,12 +2970,12 @@
     <w:basedOn w:val="DefaultParagraphFont"/>
     <w:uiPriority w:val="32"/>
     <w:qFormat/>
-    <w:rsid w:val="003300AD"/>
+    <w:rsid w:val="00CD1BE3"/>
     <w:rPr>
       <w:b/>
       <w:bCs/>
       <w:smallCaps/>
-      <w:color w:val="0F4761" w:themeColor="accent1" w:themeShade="BF"/>
+      <w:color w:val="2F5496" w:themeColor="accent1" w:themeShade="BF"/>
       <w:spacing w:val="5"/>
     </w:rPr>
   </w:style>
@@ -4585,14 +2986,20 @@
     <w:uiPriority w:val="39"/>
     <w:unhideWhenUsed/>
     <w:qFormat/>
-    <w:rsid w:val="00A01D5C"/>
+    <w:rsid w:val="00CD1BE3"/>
     <w:pPr>
-      <w:spacing w:before="240" w:after="0" w:line="259" w:lineRule="auto"/>
+      <w:spacing w:before="240" w:after="0"/>
+      <w:jc w:val="center"/>
       <w:outlineLvl w:val="9"/>
     </w:pPr>
     <w:rPr>
+      <w:rFonts w:ascii="Times New Roman" w:hAnsi="Times New Roman"/>
+      <w:b/>
+      <w:color w:val="auto"/>
       <w:kern w:val="0"/>
+      <w:sz w:val="32"/>
       <w:szCs w:val="32"/>
+      <w:lang w:val="en-US"/>
       <w14:ligatures w14:val="none"/>
     </w:rPr>
   </w:style>
@@ -4601,90 +3008,10 @@
     <w:basedOn w:val="DefaultParagraphFont"/>
     <w:uiPriority w:val="99"/>
     <w:unhideWhenUsed/>
-    <w:rsid w:val="005A280D"/>
-    <w:rPr>
-      <w:color w:val="467886" w:themeColor="hyperlink"/>
+    <w:rsid w:val="00CD1BE3"/>
+    <w:rPr>
+      <w:color w:val="0563C1" w:themeColor="hyperlink"/>
       <w:u w:val="single"/>
-    </w:rPr>
-  </w:style>
-  <w:style w:type="character" w:styleId="UnresolvedMention">
-    <w:name w:val="Unresolved Mention"/>
-    <w:basedOn w:val="DefaultParagraphFont"/>
-    <w:uiPriority w:val="99"/>
-    <w:semiHidden/>
-    <w:unhideWhenUsed/>
-    <w:rsid w:val="005A280D"/>
-    <w:rPr>
-      <w:color w:val="605E5C"/>
-      <w:shd w:val="clear" w:color="auto" w:fill="E1DFDD"/>
-    </w:rPr>
-  </w:style>
-  <w:style w:type="character" w:styleId="CommentReference">
-    <w:name w:val="annotation reference"/>
-    <w:basedOn w:val="DefaultParagraphFont"/>
-    <w:uiPriority w:val="99"/>
-    <w:semiHidden/>
-    <w:unhideWhenUsed/>
-    <w:rsid w:val="005B13D2"/>
-    <w:rPr>
-      <w:sz w:val="16"/>
-      <w:szCs w:val="16"/>
-    </w:rPr>
-  </w:style>
-  <w:style w:type="paragraph" w:styleId="CommentText">
-    <w:name w:val="annotation text"/>
-    <w:basedOn w:val="Normal"/>
-    <w:link w:val="CommentTextChar"/>
-    <w:uiPriority w:val="99"/>
-    <w:unhideWhenUsed/>
-    <w:rsid w:val="005B13D2"/>
-    <w:pPr>
-      <w:spacing w:line="240" w:lineRule="auto"/>
-    </w:pPr>
-    <w:rPr>
-      <w:sz w:val="20"/>
-      <w:szCs w:val="20"/>
-    </w:rPr>
-  </w:style>
-  <w:style w:type="character" w:customStyle="1" w:styleId="CommentTextChar">
-    <w:name w:val="Comment Text Char"/>
-    <w:basedOn w:val="DefaultParagraphFont"/>
-    <w:link w:val="CommentText"/>
-    <w:uiPriority w:val="99"/>
-    <w:rsid w:val="005B13D2"/>
-    <w:rPr>
-      <w:rFonts w:ascii="Times New Roman" w:hAnsi="Times New Roman"/>
-      <w:sz w:val="20"/>
-      <w:szCs w:val="20"/>
-    </w:rPr>
-  </w:style>
-  <w:style w:type="paragraph" w:styleId="CommentSubject">
-    <w:name w:val="annotation subject"/>
-    <w:basedOn w:val="CommentText"/>
-    <w:next w:val="CommentText"/>
-    <w:link w:val="CommentSubjectChar"/>
-    <w:uiPriority w:val="99"/>
-    <w:semiHidden/>
-    <w:unhideWhenUsed/>
-    <w:rsid w:val="005B13D2"/>
-    <w:rPr>
-      <w:b/>
-      <w:bCs/>
-    </w:rPr>
-  </w:style>
-  <w:style w:type="character" w:customStyle="1" w:styleId="CommentSubjectChar">
-    <w:name w:val="Comment Subject Char"/>
-    <w:basedOn w:val="CommentTextChar"/>
-    <w:link w:val="CommentSubject"/>
-    <w:uiPriority w:val="99"/>
-    <w:semiHidden/>
-    <w:rsid w:val="005B13D2"/>
-    <w:rPr>
-      <w:rFonts w:ascii="Times New Roman" w:hAnsi="Times New Roman"/>
-      <w:b/>
-      <w:bCs/>
-      <w:sz w:val="20"/>
-      <w:szCs w:val="20"/>
     </w:rPr>
   </w:style>
   <w:style w:type="paragraph" w:styleId="TOC1">
@@ -4694,54 +3021,10 @@
     <w:autoRedefine/>
     <w:uiPriority w:val="39"/>
     <w:unhideWhenUsed/>
-    <w:rsid w:val="00924DFC"/>
+    <w:rsid w:val="00CD1BE3"/>
     <w:pPr>
       <w:spacing w:after="100"/>
     </w:pPr>
-  </w:style>
-  <w:style w:type="paragraph" w:styleId="TOC2">
-    <w:name w:val="toc 2"/>
-    <w:basedOn w:val="Normal"/>
-    <w:next w:val="Normal"/>
-    <w:autoRedefine/>
-    <w:uiPriority w:val="39"/>
-    <w:unhideWhenUsed/>
-    <w:rsid w:val="00924DFC"/>
-    <w:pPr>
-      <w:spacing w:after="100"/>
-      <w:ind w:left="260"/>
-    </w:pPr>
-  </w:style>
-  <w:style w:type="paragraph" w:styleId="TOC3">
-    <w:name w:val="toc 3"/>
-    <w:basedOn w:val="Normal"/>
-    <w:next w:val="Normal"/>
-    <w:autoRedefine/>
-    <w:uiPriority w:val="39"/>
-    <w:unhideWhenUsed/>
-    <w:rsid w:val="00924DFC"/>
-    <w:pPr>
-      <w:spacing w:after="100"/>
-      <w:ind w:left="520"/>
-    </w:pPr>
-  </w:style>
-  <w:style w:type="paragraph" w:styleId="Caption">
-    <w:name w:val="caption"/>
-    <w:basedOn w:val="Normal"/>
-    <w:next w:val="Normal"/>
-    <w:uiPriority w:val="35"/>
-    <w:unhideWhenUsed/>
-    <w:qFormat/>
-    <w:rsid w:val="00A332A1"/>
-    <w:pPr>
-      <w:spacing w:line="240" w:lineRule="auto"/>
-      <w:jc w:val="center"/>
-    </w:pPr>
-    <w:rPr>
-      <w:i/>
-      <w:iCs/>
-      <w:sz w:val="22"/>
-    </w:rPr>
   </w:style>
   <w:style w:type="paragraph" w:styleId="Header">
     <w:name w:val="header"/>
@@ -4749,7 +3032,7 @@
     <w:link w:val="HeaderChar"/>
     <w:uiPriority w:val="99"/>
     <w:unhideWhenUsed/>
-    <w:rsid w:val="00174ED8"/>
+    <w:rsid w:val="00CD1BE3"/>
     <w:pPr>
       <w:tabs>
         <w:tab w:val="center" w:pos="4680"/>
@@ -4763,10 +3046,11 @@
     <w:basedOn w:val="DefaultParagraphFont"/>
     <w:link w:val="Header"/>
     <w:uiPriority w:val="99"/>
-    <w:rsid w:val="00174ED8"/>
+    <w:rsid w:val="00CD1BE3"/>
     <w:rPr>
       <w:rFonts w:ascii="Times New Roman" w:hAnsi="Times New Roman"/>
       <w:sz w:val="26"/>
+      <w:lang w:val="en-US"/>
     </w:rPr>
   </w:style>
   <w:style w:type="paragraph" w:styleId="Footer">
@@ -4775,7 +3059,7 @@
     <w:link w:val="FooterChar"/>
     <w:uiPriority w:val="99"/>
     <w:unhideWhenUsed/>
-    <w:rsid w:val="00174ED8"/>
+    <w:rsid w:val="00CD1BE3"/>
     <w:pPr>
       <w:tabs>
         <w:tab w:val="center" w:pos="4680"/>
@@ -4789,81 +3073,24 @@
     <w:basedOn w:val="DefaultParagraphFont"/>
     <w:link w:val="Footer"/>
     <w:uiPriority w:val="99"/>
-    <w:rsid w:val="00174ED8"/>
+    <w:rsid w:val="00CD1BE3"/>
     <w:rPr>
       <w:rFonts w:ascii="Times New Roman" w:hAnsi="Times New Roman"/>
       <w:sz w:val="26"/>
-    </w:rPr>
-  </w:style>
-  <w:style w:type="character" w:styleId="PlaceholderText">
-    <w:name w:val="Placeholder Text"/>
-    <w:basedOn w:val="DefaultParagraphFont"/>
-    <w:uiPriority w:val="99"/>
-    <w:semiHidden/>
-    <w:rsid w:val="004359BB"/>
-    <w:rPr>
-      <w:color w:val="666666"/>
-    </w:rPr>
-  </w:style>
-  <w:style w:type="paragraph" w:styleId="FootnoteText">
-    <w:name w:val="footnote text"/>
-    <w:basedOn w:val="Normal"/>
-    <w:link w:val="FootnoteTextChar"/>
-    <w:uiPriority w:val="99"/>
-    <w:semiHidden/>
-    <w:unhideWhenUsed/>
-    <w:rsid w:val="00D94BDE"/>
-    <w:pPr>
-      <w:spacing w:after="0" w:line="240" w:lineRule="auto"/>
-    </w:pPr>
-    <w:rPr>
-      <w:sz w:val="20"/>
-      <w:szCs w:val="20"/>
-    </w:rPr>
-  </w:style>
-  <w:style w:type="character" w:customStyle="1" w:styleId="FootnoteTextChar">
-    <w:name w:val="Footnote Text Char"/>
-    <w:basedOn w:val="DefaultParagraphFont"/>
-    <w:link w:val="FootnoteText"/>
-    <w:uiPriority w:val="99"/>
-    <w:semiHidden/>
-    <w:rsid w:val="00D94BDE"/>
-    <w:rPr>
-      <w:rFonts w:ascii="Times New Roman" w:hAnsi="Times New Roman"/>
-      <w:sz w:val="20"/>
-      <w:szCs w:val="20"/>
-    </w:rPr>
-  </w:style>
-  <w:style w:type="character" w:styleId="FootnoteReference">
-    <w:name w:val="footnote reference"/>
-    <w:basedOn w:val="DefaultParagraphFont"/>
-    <w:uiPriority w:val="99"/>
-    <w:semiHidden/>
-    <w:unhideWhenUsed/>
-    <w:rsid w:val="00D94BDE"/>
-    <w:rPr>
-      <w:vertAlign w:val="superscript"/>
-    </w:rPr>
-  </w:style>
-  <w:style w:type="paragraph" w:styleId="TableofFigures">
-    <w:name w:val="table of figures"/>
-    <w:basedOn w:val="Normal"/>
-    <w:next w:val="Normal"/>
-    <w:uiPriority w:val="99"/>
-    <w:unhideWhenUsed/>
-    <w:rsid w:val="00AD7CE2"/>
-    <w:pPr>
-      <w:spacing w:after="0"/>
-    </w:pPr>
+      <w:lang w:val="en-US"/>
+    </w:rPr>
   </w:style>
   <w:style w:type="table" w:styleId="TableGrid">
     <w:name w:val="Table Grid"/>
     <w:basedOn w:val="TableNormal"/>
     <w:uiPriority w:val="39"/>
-    <w:rsid w:val="00AD5F24"/>
+    <w:rsid w:val="00CD1BE3"/>
     <w:pPr>
       <w:spacing w:after="0" w:line="240" w:lineRule="auto"/>
     </w:pPr>
+    <w:rPr>
+      <w:lang w:val="en-US"/>
+    </w:rPr>
     <w:tblPr>
       <w:tblBorders>
         <w:top w:val="single" w:sz="4" w:space="0" w:color="auto"/>
@@ -4875,41 +3102,23 @@
       </w:tblBorders>
     </w:tblPr>
   </w:style>
-  <w:style w:type="paragraph" w:styleId="HTMLPreformatted">
-    <w:name w:val="HTML Preformatted"/>
-    <w:basedOn w:val="Normal"/>
-    <w:link w:val="HTMLPreformattedChar"/>
+  <w:style w:type="character" w:styleId="FollowedHyperlink">
+    <w:name w:val="FollowedHyperlink"/>
+    <w:basedOn w:val="DefaultParagraphFont"/>
     <w:uiPriority w:val="99"/>
     <w:semiHidden/>
     <w:unhideWhenUsed/>
-    <w:rsid w:val="00A76B82"/>
-    <w:pPr>
-      <w:spacing w:after="0" w:line="240" w:lineRule="auto"/>
-    </w:pPr>
-    <w:rPr>
-      <w:rFonts w:ascii="Consolas" w:hAnsi="Consolas"/>
-      <w:sz w:val="20"/>
-      <w:szCs w:val="20"/>
-    </w:rPr>
-  </w:style>
-  <w:style w:type="character" w:customStyle="1" w:styleId="HTMLPreformattedChar">
-    <w:name w:val="HTML Preformatted Char"/>
-    <w:basedOn w:val="DefaultParagraphFont"/>
-    <w:link w:val="HTMLPreformatted"/>
-    <w:uiPriority w:val="99"/>
-    <w:semiHidden/>
-    <w:rsid w:val="00A76B82"/>
-    <w:rPr>
-      <w:rFonts w:ascii="Consolas" w:hAnsi="Consolas"/>
-      <w:sz w:val="20"/>
-      <w:szCs w:val="20"/>
+    <w:rsid w:val="00CD1BE3"/>
+    <w:rPr>
+      <w:color w:val="954F72" w:themeColor="followedHyperlink"/>
+      <w:u w:val="single"/>
     </w:rPr>
   </w:style>
 </w:styles>
 </file>
 
 <file path=word/theme/theme1.xml><?xml version="1.0" encoding="utf-8"?>
-<a:theme xmlns:a="http://schemas.openxmlformats.org/drawingml/2006/main" name="Office Theme">
+<a:theme xmlns:a="http://schemas.openxmlformats.org/drawingml/2006/main" name="Chủ đề Office">
   <a:themeElements>
     <a:clrScheme name="Office">
       <a:dk1>
@@ -4919,39 +3128,39 @@
         <a:sysClr val="window" lastClr="FFFFFF"/>
       </a:lt1>
       <a:dk2>
-        <a:srgbClr val="0E2841"/>
+        <a:srgbClr val="44546A"/>
       </a:dk2>
       <a:lt2>
-        <a:srgbClr val="E8E8E8"/>
+        <a:srgbClr val="E7E6E6"/>
       </a:lt2>
       <a:accent1>
-        <a:srgbClr val="156082"/>
+        <a:srgbClr val="4472C4"/>
       </a:accent1>
       <a:accent2>
-        <a:srgbClr val="E97132"/>
+        <a:srgbClr val="ED7D31"/>
       </a:accent2>
       <a:accent3>
-        <a:srgbClr val="196B24"/>
+        <a:srgbClr val="A5A5A5"/>
       </a:accent3>
       <a:accent4>
-        <a:srgbClr val="0F9ED5"/>
+        <a:srgbClr val="FFC000"/>
       </a:accent4>
       <a:accent5>
-        <a:srgbClr val="A02B93"/>
+        <a:srgbClr val="5B9BD5"/>
       </a:accent5>
       <a:accent6>
-        <a:srgbClr val="4EA72E"/>
+        <a:srgbClr val="70AD47"/>
       </a:accent6>
       <a:hlink>
-        <a:srgbClr val="467886"/>
+        <a:srgbClr val="0563C1"/>
       </a:hlink>
       <a:folHlink>
-        <a:srgbClr val="96607D"/>
+        <a:srgbClr val="954F72"/>
       </a:folHlink>
     </a:clrScheme>
     <a:fontScheme name="Office">
       <a:majorFont>
-        <a:latin typeface="Aptos Display" panose="02110004020202020204"/>
+        <a:latin typeface="Calibri Light" panose="020F0302020204030204"/>
         <a:ea typeface=""/>
         <a:cs typeface=""/>
         <a:font script="Jpan" typeface="游ゴシック Light"/>
@@ -5003,10 +3212,10 @@
         <a:font script="Tfng" typeface="Ebrima"/>
       </a:majorFont>
       <a:minorFont>
-        <a:latin typeface="Aptos" panose="02110004020202020204"/>
+        <a:latin typeface="Calibri" panose="020F0502020204030204"/>
         <a:ea typeface=""/>
         <a:cs typeface=""/>
-        <a:font script="Jpan" typeface="游ゴシック"/>
+        <a:font script="Jpan" typeface="游明朝"/>
         <a:font script="Hang" typeface="맑은 고딕"/>
         <a:font script="Hans" typeface="等线"/>
         <a:font script="Hant" typeface="新細明體"/>
@@ -5201,16 +3410,4 @@
     </a:ext>
   </a:extLst>
 </a:theme>
-</file>
-
-<file path=customXml/item1.xml><?xml version="1.0" encoding="utf-8"?>
-<b:Sources xmlns:b="http://schemas.openxmlformats.org/officeDocument/2006/bibliography" xmlns="http://schemas.openxmlformats.org/officeDocument/2006/bibliography" SelectedStyle="\APASixthEditionOfficeOnline.xsl" StyleName="APA" Version="6"/>
-</file>
-
-<file path=customXml/itemProps1.xml><?xml version="1.0" encoding="utf-8"?>
-<ds:datastoreItem xmlns:ds="http://schemas.openxmlformats.org/officeDocument/2006/customXml" ds:itemID="{404B66A3-77A4-4C75-8F74-E4790825FA3A}">
-  <ds:schemaRefs>
-    <ds:schemaRef ds:uri="http://schemas.openxmlformats.org/officeDocument/2006/bibliography"/>
-  </ds:schemaRefs>
-</ds:datastoreItem>
 </file>